--- a/Calendario2025/Ejercicios/E4_VLAN/4_SwitchVLAN.docx
+++ b/Calendario2025/Ejercicios/E4_VLAN/4_SwitchVLAN.docx
@@ -1,6 +1,6 @@
 
 <file path=word/document.xml><?xml version="1.0" encoding="utf-8"?>
-<w:document xmlns:wpc="http://schemas.microsoft.com/office/word/2010/wordprocessingCanvas" xmlns:cx="http://schemas.microsoft.com/office/drawing/2014/chartex" xmlns:cx1="http://schemas.microsoft.com/office/drawing/2015/9/8/chartex" xmlns:cx2="http://schemas.microsoft.com/office/drawing/2015/10/21/chartex" xmlns:cx3="http://schemas.microsoft.com/office/drawing/2016/5/9/chartex" xmlns:cx4="http://schemas.microsoft.com/office/drawing/2016/5/10/chartex" xmlns:cx5="http://schemas.microsoft.com/office/drawing/2016/5/11/chartex" xmlns:cx6="http://schemas.microsoft.com/office/drawing/2016/5/12/chartex" xmlns:cx7="http://schemas.microsoft.com/office/drawing/2016/5/13/chartex" xmlns:cx8="http://schemas.microsoft.com/office/drawing/2016/5/14/chartex" xmlns:mc="http://schemas.openxmlformats.org/markup-compatibility/2006" xmlns:aink="http://schemas.microsoft.com/office/drawing/2016/ink" xmlns:am3d="http://schemas.microsoft.com/office/drawing/2017/model3d" xmlns:o="urn:schemas-microsoft-com:office:office" xmlns:oel="http://schemas.microsoft.com/office/2019/extlst" xmlns:r="http://schemas.openxmlformats.org/officeDocument/2006/relationships" xmlns:m="http://schemas.openxmlformats.org/officeDocument/2006/math" xmlns:v="urn:schemas-microsoft-com:vml" xmlns:wp14="http://schemas.microsoft.com/office/word/2010/wordprocessingDrawing" xmlns:wp="http://schemas.openxmlformats.org/drawingml/2006/wordprocessingDrawing" xmlns:w10="urn:schemas-microsoft-com:office:word" xmlns:w="http://schemas.openxmlformats.org/wordprocessingml/2006/main" xmlns:w14="http://schemas.microsoft.com/office/word/2010/wordml" xmlns:w15="http://schemas.microsoft.com/office/word/2012/wordml" xmlns:w16cex="http://schemas.microsoft.com/office/word/2018/wordml/cex" xmlns:w16cid="http://schemas.microsoft.com/office/word/2016/wordml/cid" xmlns:w16="http://schemas.microsoft.com/office/word/2018/wordml" xmlns:w16sdtdh="http://schemas.microsoft.com/office/word/2020/wordml/sdtdatahash" xmlns:w16se="http://schemas.microsoft.com/office/word/2015/wordml/symex" xmlns:wpg="http://schemas.microsoft.com/office/word/2010/wordprocessingGroup" xmlns:wpi="http://schemas.microsoft.com/office/word/2010/wordprocessingInk" xmlns:wne="http://schemas.microsoft.com/office/word/2006/wordml" xmlns:wps="http://schemas.microsoft.com/office/word/2010/wordprocessingShape" mc:Ignorable="w14 w15 w16se w16cid w16 w16cex w16sdtdh wp14">
+<w:document xmlns:wpc="http://schemas.microsoft.com/office/word/2010/wordprocessingCanvas" xmlns:cx="http://schemas.microsoft.com/office/drawing/2014/chartex" xmlns:cx1="http://schemas.microsoft.com/office/drawing/2015/9/8/chartex" xmlns:cx2="http://schemas.microsoft.com/office/drawing/2015/10/21/chartex" xmlns:cx3="http://schemas.microsoft.com/office/drawing/2016/5/9/chartex" xmlns:cx4="http://schemas.microsoft.com/office/drawing/2016/5/10/chartex" xmlns:cx5="http://schemas.microsoft.com/office/drawing/2016/5/11/chartex" xmlns:cx6="http://schemas.microsoft.com/office/drawing/2016/5/12/chartex" xmlns:cx7="http://schemas.microsoft.com/office/drawing/2016/5/13/chartex" xmlns:cx8="http://schemas.microsoft.com/office/drawing/2016/5/14/chartex" xmlns:mc="http://schemas.openxmlformats.org/markup-compatibility/2006" xmlns:aink="http://schemas.microsoft.com/office/drawing/2016/ink" xmlns:am3d="http://schemas.microsoft.com/office/drawing/2017/model3d" xmlns:o="urn:schemas-microsoft-com:office:office" xmlns:oel="http://schemas.microsoft.com/office/2019/extlst" xmlns:r="http://schemas.openxmlformats.org/officeDocument/2006/relationships" xmlns:m="http://schemas.openxmlformats.org/officeDocument/2006/math" xmlns:v="urn:schemas-microsoft-com:vml" xmlns:wp14="http://schemas.microsoft.com/office/word/2010/wordprocessingDrawing" xmlns:wp="http://schemas.openxmlformats.org/drawingml/2006/wordprocessingDrawing" xmlns:w10="urn:schemas-microsoft-com:office:word" xmlns:w="http://schemas.openxmlformats.org/wordprocessingml/2006/main" xmlns:w14="http://schemas.microsoft.com/office/word/2010/wordml" xmlns:w15="http://schemas.microsoft.com/office/word/2012/wordml" xmlns:w16cex="http://schemas.microsoft.com/office/word/2018/wordml/cex" xmlns:w16cid="http://schemas.microsoft.com/office/word/2016/wordml/cid" xmlns:w16="http://schemas.microsoft.com/office/word/2018/wordml" xmlns:w16du="http://schemas.microsoft.com/office/word/2023/wordml/word16du" xmlns:w16sdtdh="http://schemas.microsoft.com/office/word/2020/wordml/sdtdatahash" xmlns:w16sdtfl="http://schemas.microsoft.com/office/word/2024/wordml/sdtformatlock" xmlns:w16se="http://schemas.microsoft.com/office/word/2015/wordml/symex" xmlns:wpg="http://schemas.microsoft.com/office/word/2010/wordprocessingGroup" xmlns:wpi="http://schemas.microsoft.com/office/word/2010/wordprocessingInk" xmlns:wne="http://schemas.microsoft.com/office/word/2006/wordml" xmlns:wps="http://schemas.microsoft.com/office/word/2010/wordprocessingShape" mc:Ignorable="w14 w15 w16se w16cid w16 w16cex w16sdtdh w16sdtfl w16du wp14">
   <w:body>
     <w:p>
       <w:pPr>
@@ -37,7 +37,15 @@
             <w:t>ruteo</w:t>
           </w:r>
           <w:r>
-            <w:t xml:space="preserve"> entre VLANs en un </w:t>
+            <w:t xml:space="preserve"> entre </w:t>
+          </w:r>
+          <w:proofErr w:type="spellStart"/>
+          <w:r>
+            <w:t>VLANs</w:t>
+          </w:r>
+          <w:proofErr w:type="spellEnd"/>
+          <w:r>
+            <w:t xml:space="preserve"> en un </w:t>
           </w:r>
           <w:r>
             <w:t>switch capa 3</w:t>
@@ -57,14 +65,11 @@
         <w:ind w:left="0"/>
       </w:pPr>
       <w:r>
-        <w:rPr>
-          <w:noProof/>
-        </w:rPr>
         <w:drawing>
-          <wp:inline distT="0" distB="0" distL="0" distR="0" wp14:anchorId="11CE6B74" wp14:editId="06FD2A57">
-            <wp:extent cx="6623050" cy="3302983"/>
-            <wp:effectExtent l="0" t="0" r="6350" b="0"/>
-            <wp:docPr id="61430414" name="Picture 1" descr="A diagram of a computer network&#10;&#10;Description automatically generated"/>
+          <wp:inline distT="0" distB="0" distL="0" distR="0" wp14:anchorId="28D36FB8" wp14:editId="7F85ABCE">
+            <wp:extent cx="6400800" cy="3067685"/>
+            <wp:effectExtent l="0" t="0" r="0" b="0"/>
+            <wp:docPr id="545657334" name="Picture 1" descr="A diagram of a network&#10;&#10;AI-generated content may be incorrect."/>
             <wp:cNvGraphicFramePr>
               <a:graphicFrameLocks xmlns:a="http://schemas.openxmlformats.org/drawingml/2006/main" noChangeAspect="1"/>
             </wp:cNvGraphicFramePr>
@@ -72,7 +77,7 @@
               <a:graphicData uri="http://schemas.openxmlformats.org/drawingml/2006/picture">
                 <pic:pic xmlns:pic="http://schemas.openxmlformats.org/drawingml/2006/picture">
                   <pic:nvPicPr>
-                    <pic:cNvPr id="61430414" name="Picture 1" descr="A diagram of a computer network&#10;&#10;Description automatically generated"/>
+                    <pic:cNvPr id="545657334" name="Picture 1" descr="A diagram of a network&#10;&#10;AI-generated content may be incorrect."/>
                     <pic:cNvPicPr/>
                   </pic:nvPicPr>
                   <pic:blipFill>
@@ -84,7 +89,7 @@
                   <pic:spPr>
                     <a:xfrm>
                       <a:off x="0" y="0"/>
-                      <a:ext cx="6627358" cy="3305131"/>
+                      <a:ext cx="6400800" cy="3067685"/>
                     </a:xfrm>
                     <a:prstGeom prst="rect">
                       <a:avLst/>
@@ -114,7 +119,23 @@
         <w:jc w:val="both"/>
       </w:pPr>
       <w:r>
-        <w:t xml:space="preserve">Un switch multicapa, como el Cisco Catalyst 3560, es capaz de realizar switching de capa 2 y ruteo de capa 3. Una de las ventajas de usar un switch multicapa es esta funcionalidad doble. </w:t>
+        <w:t xml:space="preserve">Un switch multicapa, como el Cisco </w:t>
+      </w:r>
+      <w:proofErr w:type="spellStart"/>
+      <w:r>
+        <w:t>Catalyst</w:t>
+      </w:r>
+      <w:proofErr w:type="spellEnd"/>
+      <w:r>
+        <w:t xml:space="preserve"> 3560, es capaz de realizar </w:t>
+      </w:r>
+      <w:proofErr w:type="spellStart"/>
+      <w:r>
+        <w:t>switching</w:t>
+      </w:r>
+      <w:proofErr w:type="spellEnd"/>
+      <w:r>
+        <w:t xml:space="preserve"> de capa 2 y ruteo de capa 3. Una de las ventajas de usar un switch multicapa es esta funcionalidad doble. </w:t>
       </w:r>
     </w:p>
     <w:p>
@@ -125,7 +146,21 @@
         <w:jc w:val="both"/>
       </w:pPr>
       <w:r>
-        <w:t xml:space="preserve">Un beneficio para las empresas pequeñas/medianas es la capacidad de comprar un solo switch multicapa en lugar de dispositivos de red separados para switching y routing. </w:t>
+        <w:t xml:space="preserve">Un beneficio para las empresas pequeñas/medianas es la capacidad de comprar un solo switch multicapa en lugar de dispositivos de red separados para </w:t>
+      </w:r>
+      <w:proofErr w:type="spellStart"/>
+      <w:r>
+        <w:t>switching</w:t>
+      </w:r>
+      <w:proofErr w:type="spellEnd"/>
+      <w:r>
+        <w:t xml:space="preserve"> y r</w:t>
+      </w:r>
+      <w:r>
+        <w:t>uteo</w:t>
+      </w:r>
+      <w:r>
+        <w:t xml:space="preserve">. </w:t>
       </w:r>
     </w:p>
     <w:p>
@@ -136,7 +171,13 @@
         <w:jc w:val="both"/>
       </w:pPr>
       <w:r>
-        <w:t>Las capacidades de un switch multicapa incluyen la capacidad de hacer routing de una red VLAN a otra usando varias interfaces virtuales en modo switch (SVI), así como la capacidad de convertir un puerto de switch de capa 2 en una interfaz de capa 3.</w:t>
+        <w:t>Las capacidades de un switch multicapa incluyen la capacidad de hacer r</w:t>
+      </w:r>
+      <w:r>
+        <w:t>uteo</w:t>
+      </w:r>
+      <w:r>
+        <w:t xml:space="preserve"> de una red VLAN a otra usando varias interfaces virtuales en modo switch (SVI), así como la capacidad de convertir un puerto de switch de capa 2 en una interfaz de capa 3.</w:t>
       </w:r>
     </w:p>
     <w:tbl>
@@ -705,6 +746,7 @@
                 <w:spacing w:val="-1"/>
               </w:rPr>
             </w:pPr>
+            <w:proofErr w:type="spellStart"/>
             <w:r>
               <w:rPr>
                 <w:rFonts w:cs="Arial"/>
@@ -725,6 +767,7 @@
               </w:rPr>
               <w:t>tudent</w:t>
             </w:r>
+            <w:proofErr w:type="spellEnd"/>
           </w:p>
         </w:tc>
         <w:tc>
@@ -971,6 +1014,7 @@
                 <w:spacing w:val="-1"/>
               </w:rPr>
             </w:pPr>
+            <w:proofErr w:type="spellStart"/>
             <w:r>
               <w:rPr>
                 <w:rFonts w:cs="Arial"/>
@@ -981,6 +1025,7 @@
               </w:rPr>
               <w:t>Faculty</w:t>
             </w:r>
+            <w:proofErr w:type="spellEnd"/>
           </w:p>
         </w:tc>
         <w:tc>
@@ -1472,7 +1517,21 @@
         <w:pStyle w:val="BodyTextL25"/>
       </w:pPr>
       <w:r>
-        <w:t>En la parte 1, deberá configurar el puerto GigabitEthernet 0/2 en el switch multicapa (MLS) como puerto de routing y comprobar que pueda hacer ping a otra dirección de capa 3.</w:t>
+        <w:t xml:space="preserve">En la parte 1, deberá configurar el puerto </w:t>
+      </w:r>
+      <w:proofErr w:type="spellStart"/>
+      <w:r>
+        <w:t>GigabitEthernet</w:t>
+      </w:r>
+      <w:proofErr w:type="spellEnd"/>
+      <w:r>
+        <w:t xml:space="preserve"> 0/2 en el switch multicapa (MLS) como puerto de r</w:t>
+      </w:r>
+      <w:r>
+        <w:t>uteo</w:t>
+      </w:r>
+      <w:r>
+        <w:t xml:space="preserve"> y comprobar que pueda hacer ping a otra dirección de capa 3.</w:t>
       </w:r>
     </w:p>
     <w:p>
@@ -1490,7 +1549,13 @@
         <w:t>G0/2</w:t>
       </w:r>
       <w:r>
-        <w:t xml:space="preserve"> como un puerto de routing y asigne una dirección IP de acuerdo con la tabla de direcciones.</w:t>
+        <w:t xml:space="preserve"> como un puerto de r</w:t>
+      </w:r>
+      <w:r>
+        <w:t>uteo</w:t>
+      </w:r>
+      <w:r>
+        <w:t xml:space="preserve"> y asigne una dirección IP de acuerdo con la tabla de direcciones.</w:t>
       </w:r>
     </w:p>
     <w:p>
@@ -1506,19 +1571,33 @@
         <w:pStyle w:val="CMD"/>
         <w:spacing w:before="0"/>
         <w:rPr>
-          <w:lang w:val="en-US"/>
-        </w:rPr>
-      </w:pPr>
-      <w:r>
-        <w:rPr>
-          <w:lang w:val="en-US"/>
-        </w:rPr>
-        <w:t xml:space="preserve">MLS(config)# </w:t>
+          <w:lang w:val="es-MX"/>
+        </w:rPr>
+      </w:pPr>
+      <w:r>
+        <w:rPr>
+          <w:lang w:val="es-MX"/>
+        </w:rPr>
+        <w:t>MLS(</w:t>
+      </w:r>
+      <w:proofErr w:type="spellStart"/>
+      <w:r>
+        <w:rPr>
+          <w:lang w:val="es-MX"/>
+        </w:rPr>
+        <w:t>config</w:t>
+      </w:r>
+      <w:proofErr w:type="spellEnd"/>
+      <w:r>
+        <w:rPr>
+          <w:lang w:val="es-MX"/>
+        </w:rPr>
+        <w:t xml:space="preserve">)# </w:t>
       </w:r>
       <w:r>
         <w:rPr>
           <w:b/>
-          <w:lang w:val="en-US"/>
+          <w:lang w:val="es-MX"/>
         </w:rPr>
         <w:t>interface g0/2</w:t>
       </w:r>
@@ -1559,12 +1638,21 @@
         </w:rPr>
         <w:t xml:space="preserve">MLS(config-if)# </w:t>
       </w:r>
+      <w:proofErr w:type="spellStart"/>
       <w:r>
         <w:rPr>
           <w:b/>
           <w:lang w:val="en-US"/>
         </w:rPr>
-        <w:t>ip address 209.165.200.225 255.255.255.252</w:t>
+        <w:t>ip</w:t>
+      </w:r>
+      <w:proofErr w:type="spellEnd"/>
+      <w:r>
+        <w:rPr>
+          <w:b/>
+          <w:lang w:val="en-US"/>
+        </w:rPr>
+        <w:t xml:space="preserve"> address 209.165.200.225 255.255.255.252</w:t>
       </w:r>
     </w:p>
     <w:p>
@@ -1572,14 +1660,30 @@
         <w:pStyle w:val="CMD"/>
       </w:pPr>
       <w:r>
-        <w:t xml:space="preserve">MLS(config-if)# </w:t>
+        <w:t>MLS(</w:t>
+      </w:r>
+      <w:proofErr w:type="spellStart"/>
+      <w:r>
+        <w:t>config-if</w:t>
+      </w:r>
+      <w:proofErr w:type="spellEnd"/>
+      <w:r>
+        <w:t xml:space="preserve">)# </w:t>
       </w:r>
       <w:r>
         <w:rPr>
           <w:b/>
         </w:rPr>
-        <w:t>no shut</w:t>
-      </w:r>
+        <w:t xml:space="preserve">no </w:t>
+      </w:r>
+      <w:proofErr w:type="spellStart"/>
+      <w:r>
+        <w:rPr>
+          <w:b/>
+        </w:rPr>
+        <w:t>shut</w:t>
+      </w:r>
+      <w:proofErr w:type="spellEnd"/>
     </w:p>
     <w:p>
       <w:pPr>
@@ -1657,7 +1761,21 @@
         <w:rPr>
           <w:lang w:val="en-US"/>
         </w:rPr>
-        <w:t>Sending 5, 100-byte ICMP Echos to 209.165.200.226, timeout is 2 seconds:</w:t>
+        <w:t xml:space="preserve">Sending 5, 100-byte ICMP </w:t>
+      </w:r>
+      <w:proofErr w:type="spellStart"/>
+      <w:r>
+        <w:rPr>
+          <w:lang w:val="en-US"/>
+        </w:rPr>
+        <w:t>Echos</w:t>
+      </w:r>
+      <w:proofErr w:type="spellEnd"/>
+      <w:r>
+        <w:rPr>
+          <w:lang w:val="en-US"/>
+        </w:rPr>
+        <w:t xml:space="preserve"> to 209.165.200.226, timeout is 2 seconds:</w:t>
       </w:r>
     </w:p>
     <w:p>
@@ -1685,8 +1803,16 @@
         <w:rPr>
           <w:lang w:val="en-US"/>
         </w:rPr>
-        <w:t>Success rate is 100 percent (5/5), round-trip min/avg/max = 0/0/0 ms</w:t>
-      </w:r>
+        <w:t xml:space="preserve">Success rate is 100 percent (5/5), round-trip min/avg/max = 0/0/0 </w:t>
+      </w:r>
+      <w:proofErr w:type="spellStart"/>
+      <w:r>
+        <w:rPr>
+          <w:lang w:val="en-US"/>
+        </w:rPr>
+        <w:t>ms</w:t>
+      </w:r>
+      <w:proofErr w:type="spellEnd"/>
     </w:p>
     <w:p>
       <w:pPr>
@@ -1849,9 +1975,11 @@
               <w:pStyle w:val="TableText"/>
               <w:jc w:val="center"/>
             </w:pPr>
+            <w:proofErr w:type="spellStart"/>
             <w:r>
               <w:t>Student</w:t>
             </w:r>
+            <w:proofErr w:type="spellEnd"/>
           </w:p>
         </w:tc>
       </w:tr>
@@ -1879,9 +2007,11 @@
               <w:pStyle w:val="TableText"/>
               <w:jc w:val="center"/>
             </w:pPr>
+            <w:proofErr w:type="spellStart"/>
             <w:r>
               <w:t>Faculty</w:t>
             </w:r>
+            <w:proofErr w:type="spellEnd"/>
           </w:p>
         </w:tc>
       </w:tr>
@@ -1926,7 +2056,23 @@
           <w:b/>
           <w:lang w:val="en-US"/>
         </w:rPr>
-        <w:t>interface vlan 10</w:t>
+        <w:t xml:space="preserve">interface </w:t>
+      </w:r>
+      <w:proofErr w:type="spellStart"/>
+      <w:r>
+        <w:rPr>
+          <w:b/>
+          <w:lang w:val="en-US"/>
+        </w:rPr>
+        <w:t>vlan</w:t>
+      </w:r>
+      <w:proofErr w:type="spellEnd"/>
+      <w:r>
+        <w:rPr>
+          <w:b/>
+          <w:lang w:val="en-US"/>
+        </w:rPr>
+        <w:t xml:space="preserve"> 10</w:t>
       </w:r>
     </w:p>
     <w:p>
@@ -1943,12 +2089,21 @@
         </w:rPr>
         <w:t xml:space="preserve">MLS(config-if)# </w:t>
       </w:r>
+      <w:proofErr w:type="spellStart"/>
       <w:r>
         <w:rPr>
           <w:b/>
           <w:lang w:val="en-US"/>
         </w:rPr>
-        <w:t>ip address 192.168.10.254 255.255.255.0</w:t>
+        <w:t>ip</w:t>
+      </w:r>
+      <w:proofErr w:type="spellEnd"/>
+      <w:r>
+        <w:rPr>
+          <w:b/>
+          <w:lang w:val="en-US"/>
+        </w:rPr>
+        <w:t xml:space="preserve"> address 192.168.10.254 255.255.255.0</w:t>
       </w:r>
     </w:p>
     <w:p>
@@ -1977,7 +2132,23 @@
           <w:b/>
           <w:lang w:val="en-US"/>
         </w:rPr>
-        <w:t>interface vlan 1</w:t>
+        <w:t xml:space="preserve">interface </w:t>
+      </w:r>
+      <w:proofErr w:type="spellStart"/>
+      <w:r>
+        <w:rPr>
+          <w:b/>
+          <w:lang w:val="en-US"/>
+        </w:rPr>
+        <w:t>vlan</w:t>
+      </w:r>
+      <w:proofErr w:type="spellEnd"/>
+      <w:r>
+        <w:rPr>
+          <w:b/>
+          <w:lang w:val="en-US"/>
+        </w:rPr>
+        <w:t xml:space="preserve"> 1</w:t>
       </w:r>
     </w:p>
     <w:p>
@@ -1994,12 +2165,21 @@
         </w:rPr>
         <w:t xml:space="preserve">MLS(config-if)# </w:t>
       </w:r>
+      <w:proofErr w:type="spellStart"/>
       <w:r>
         <w:rPr>
           <w:b/>
           <w:lang w:val="en-US"/>
         </w:rPr>
-        <w:t>ip address 192.168.</w:t>
+        <w:t>ip</w:t>
+      </w:r>
+      <w:proofErr w:type="spellEnd"/>
+      <w:r>
+        <w:rPr>
+          <w:b/>
+          <w:lang w:val="en-US"/>
+        </w:rPr>
+        <w:t xml:space="preserve"> address 192.168.</w:t>
       </w:r>
       <w:r>
         <w:rPr>
@@ -2097,7 +2277,15 @@
         <w:t>h</w:t>
       </w:r>
       <w:r>
-        <w:t xml:space="preserve"> de capa 3, la interfaz de enlace troncal debe encapsularse con el protocolo dot1q, sin embargo, no es necesario especificar los números de VLAN tal como es cuando se trabaja con un router y subinterfaces.</w:t>
+        <w:t xml:space="preserve"> de capa 3, la interfaz de enlace troncal debe encapsularse con el protocolo dot1q, sin embargo, no es necesario especificar los números de VLAN tal como es cuando se trabaja con un </w:t>
+      </w:r>
+      <w:proofErr w:type="spellStart"/>
+      <w:r>
+        <w:t>router</w:t>
+      </w:r>
+      <w:proofErr w:type="spellEnd"/>
+      <w:r>
+        <w:t xml:space="preserve"> y subinterfaces.</w:t>
       </w:r>
     </w:p>
     <w:p>
@@ -2168,7 +2356,23 @@
         <w:t>Nota:</w:t>
       </w:r>
       <w:r>
-        <w:t xml:space="preserve"> Packet Tracer no puede marcar la encapsulación troncal. </w:t>
+        <w:t xml:space="preserve"> </w:t>
+      </w:r>
+      <w:proofErr w:type="spellStart"/>
+      <w:r>
+        <w:t>Packet</w:t>
+      </w:r>
+      <w:proofErr w:type="spellEnd"/>
+      <w:r>
+        <w:t xml:space="preserve"> </w:t>
+      </w:r>
+      <w:proofErr w:type="spellStart"/>
+      <w:r>
+        <w:t>Tracer</w:t>
+      </w:r>
+      <w:proofErr w:type="spellEnd"/>
+      <w:r>
+        <w:t xml:space="preserve"> no puede marcar la encapsulación troncal. </w:t>
       </w:r>
     </w:p>
     <w:p>
@@ -2251,10 +2455,7 @@
         <w:pStyle w:val="Heading3"/>
       </w:pPr>
       <w:r>
-        <w:t>Activar el r</w:t>
-      </w:r>
-      <w:r>
-        <w:t>uteo</w:t>
+        <w:t>Activar el ruteo</w:t>
       </w:r>
     </w:p>
     <w:p>
@@ -2272,20 +2473,36 @@
       <w:r>
         <w:t xml:space="preserve">Introduzca el comando </w:t>
       </w:r>
+      <w:proofErr w:type="spellStart"/>
       <w:r>
         <w:rPr>
           <w:b/>
         </w:rPr>
-        <w:t xml:space="preserve">ip routing </w:t>
-      </w:r>
-      <w:r>
-        <w:t>para activar el r</w:t>
-      </w:r>
-      <w:r>
-        <w:t>uteo</w:t>
-      </w:r>
-      <w:r>
-        <w:t xml:space="preserve"> en el modo de configuración global.</w:t>
+        <w:t>ip</w:t>
+      </w:r>
+      <w:proofErr w:type="spellEnd"/>
+      <w:r>
+        <w:rPr>
+          <w:b/>
+        </w:rPr>
+        <w:t xml:space="preserve"> </w:t>
+      </w:r>
+      <w:proofErr w:type="spellStart"/>
+      <w:r>
+        <w:rPr>
+          <w:b/>
+        </w:rPr>
+        <w:t>routing</w:t>
+      </w:r>
+      <w:proofErr w:type="spellEnd"/>
+      <w:r>
+        <w:rPr>
+          <w:b/>
+        </w:rPr>
+        <w:t xml:space="preserve"> </w:t>
+      </w:r>
+      <w:r>
+        <w:t>para activar el ruteo en el modo de configuración global.</w:t>
       </w:r>
     </w:p>
     <w:p>
@@ -2293,14 +2510,38 @@
         <w:pStyle w:val="CMD"/>
       </w:pPr>
       <w:r>
-        <w:t xml:space="preserve">MLS(config)# </w:t>
-      </w:r>
+        <w:t>MLS(</w:t>
+      </w:r>
+      <w:proofErr w:type="spellStart"/>
+      <w:r>
+        <w:t>config</w:t>
+      </w:r>
+      <w:proofErr w:type="spellEnd"/>
+      <w:r>
+        <w:t xml:space="preserve">)# </w:t>
+      </w:r>
+      <w:proofErr w:type="spellStart"/>
       <w:r>
         <w:rPr>
           <w:b/>
         </w:rPr>
-        <w:t>ip routing</w:t>
-      </w:r>
+        <w:t>ip</w:t>
+      </w:r>
+      <w:proofErr w:type="spellEnd"/>
+      <w:r>
+        <w:rPr>
+          <w:b/>
+        </w:rPr>
+        <w:t xml:space="preserve"> </w:t>
+      </w:r>
+      <w:proofErr w:type="spellStart"/>
+      <w:r>
+        <w:rPr>
+          <w:b/>
+        </w:rPr>
+        <w:t>routing</w:t>
+      </w:r>
+      <w:proofErr w:type="spellEnd"/>
     </w:p>
     <w:p>
       <w:pPr>
@@ -2313,16 +2554,38 @@
         <w:rPr>
           <w:b/>
         </w:rPr>
-        <w:t xml:space="preserve">show ip route </w:t>
-      </w:r>
-      <w:r>
-        <w:t>para comprobar que el r</w:t>
-      </w:r>
-      <w:r>
-        <w:t>uteo</w:t>
-      </w:r>
-      <w:r>
-        <w:t xml:space="preserve"> esté activado.</w:t>
+        <w:t xml:space="preserve">show </w:t>
+      </w:r>
+      <w:proofErr w:type="spellStart"/>
+      <w:r>
+        <w:rPr>
+          <w:b/>
+        </w:rPr>
+        <w:t>ip</w:t>
+      </w:r>
+      <w:proofErr w:type="spellEnd"/>
+      <w:r>
+        <w:rPr>
+          <w:b/>
+        </w:rPr>
+        <w:t xml:space="preserve"> </w:t>
+      </w:r>
+      <w:proofErr w:type="spellStart"/>
+      <w:r>
+        <w:rPr>
+          <w:b/>
+        </w:rPr>
+        <w:t>route</w:t>
+      </w:r>
+      <w:proofErr w:type="spellEnd"/>
+      <w:r>
+        <w:rPr>
+          <w:b/>
+        </w:rPr>
+        <w:t xml:space="preserve"> </w:t>
+      </w:r>
+      <w:r>
+        <w:t>para comprobar que el ruteo esté activado.</w:t>
       </w:r>
     </w:p>
     <w:p>
@@ -2344,7 +2607,25 @@
           <w:b/>
           <w:lang w:val="en-US"/>
         </w:rPr>
-        <w:t>show ip route</w:t>
+        <w:t xml:space="preserve">show </w:t>
+      </w:r>
+      <w:proofErr w:type="spellStart"/>
+      <w:r>
+        <w:rPr>
+          <w:rStyle w:val="CMDChar"/>
+          <w:b/>
+          <w:lang w:val="en-US"/>
+        </w:rPr>
+        <w:t>ip</w:t>
+      </w:r>
+      <w:proofErr w:type="spellEnd"/>
+      <w:r>
+        <w:rPr>
+          <w:rStyle w:val="CMDChar"/>
+          <w:b/>
+          <w:lang w:val="en-US"/>
+        </w:rPr>
+        <w:t xml:space="preserve"> route</w:t>
       </w:r>
     </w:p>
     <w:p>
@@ -2400,7 +2681,39 @@
         <w:t xml:space="preserve">       </w:t>
       </w:r>
       <w:r>
-        <w:t>E1 - OSPF external type 1, E2 - OSPF external type 2, E - EGP</w:t>
+        <w:t xml:space="preserve">E1 - OSPF </w:t>
+      </w:r>
+      <w:proofErr w:type="spellStart"/>
+      <w:r>
+        <w:t>external</w:t>
+      </w:r>
+      <w:proofErr w:type="spellEnd"/>
+      <w:r>
+        <w:t xml:space="preserve"> </w:t>
+      </w:r>
+      <w:proofErr w:type="spellStart"/>
+      <w:r>
+        <w:t>type</w:t>
+      </w:r>
+      <w:proofErr w:type="spellEnd"/>
+      <w:r>
+        <w:t xml:space="preserve"> 1, E2 - OSPF </w:t>
+      </w:r>
+      <w:proofErr w:type="spellStart"/>
+      <w:r>
+        <w:t>external</w:t>
+      </w:r>
+      <w:proofErr w:type="spellEnd"/>
+      <w:r>
+        <w:t xml:space="preserve"> </w:t>
+      </w:r>
+      <w:proofErr w:type="spellStart"/>
+      <w:r>
+        <w:t>type</w:t>
+      </w:r>
+      <w:proofErr w:type="spellEnd"/>
+      <w:r>
+        <w:t xml:space="preserve"> 2, E - EGP</w:t>
       </w:r>
     </w:p>
     <w:p>
@@ -2417,7 +2730,21 @@
         <w:rPr>
           <w:lang w:val="en-US"/>
         </w:rPr>
-        <w:t>i - IS-IS, L1 - IS-IS level-1, L2 - IS-IS level-2, ia - IS-IS inter area</w:t>
+        <w:t xml:space="preserve">i - IS-IS, L1 - IS-IS level-1, L2 - IS-IS level-2, </w:t>
+      </w:r>
+      <w:proofErr w:type="spellStart"/>
+      <w:r>
+        <w:rPr>
+          <w:lang w:val="en-US"/>
+        </w:rPr>
+        <w:t>ia</w:t>
+      </w:r>
+      <w:proofErr w:type="spellEnd"/>
+      <w:r>
+        <w:rPr>
+          <w:lang w:val="en-US"/>
+        </w:rPr>
+        <w:t xml:space="preserve"> - IS-IS inter area</w:t>
       </w:r>
     </w:p>
     <w:p>
@@ -2535,7 +2862,21 @@
         <w:rPr>
           <w:lang w:val="en-US"/>
         </w:rPr>
-        <w:t xml:space="preserve">     209.165.200.0/30 is subnetted, 1 subnets</w:t>
+        <w:t xml:space="preserve">     209.165.200.0/30 is </w:t>
+      </w:r>
+      <w:proofErr w:type="spellStart"/>
+      <w:r>
+        <w:rPr>
+          <w:lang w:val="en-US"/>
+        </w:rPr>
+        <w:t>subnetted</w:t>
+      </w:r>
+      <w:proofErr w:type="spellEnd"/>
+      <w:r>
+        <w:rPr>
+          <w:lang w:val="en-US"/>
+        </w:rPr>
+        <w:t>, 1 subnets</w:t>
       </w:r>
     </w:p>
     <w:p>
@@ -2557,8 +2898,13 @@
         <w:pStyle w:val="Heading3"/>
       </w:pPr>
       <w:r>
-        <w:t>En MLS crea una ruta por default hacia MyISP</w:t>
-      </w:r>
+        <w:t xml:space="preserve">En MLS crea una ruta por default hacia </w:t>
+      </w:r>
+      <w:proofErr w:type="spellStart"/>
+      <w:r>
+        <w:t>MyISP</w:t>
+      </w:r>
+      <w:proofErr w:type="spellEnd"/>
     </w:p>
     <w:p>
       <w:pPr>
@@ -2674,7 +3020,7 @@
 </file>
 
 <file path=word/endnotes.xml><?xml version="1.0" encoding="utf-8"?>
-<w:endnotes xmlns:wpc="http://schemas.microsoft.com/office/word/2010/wordprocessingCanvas" xmlns:cx="http://schemas.microsoft.com/office/drawing/2014/chartex" xmlns:cx1="http://schemas.microsoft.com/office/drawing/2015/9/8/chartex" xmlns:cx2="http://schemas.microsoft.com/office/drawing/2015/10/21/chartex" xmlns:cx3="http://schemas.microsoft.com/office/drawing/2016/5/9/chartex" xmlns:cx4="http://schemas.microsoft.com/office/drawing/2016/5/10/chartex" xmlns:cx5="http://schemas.microsoft.com/office/drawing/2016/5/11/chartex" xmlns:cx6="http://schemas.microsoft.com/office/drawing/2016/5/12/chartex" xmlns:cx7="http://schemas.microsoft.com/office/drawing/2016/5/13/chartex" xmlns:cx8="http://schemas.microsoft.com/office/drawing/2016/5/14/chartex" xmlns:mc="http://schemas.openxmlformats.org/markup-compatibility/2006" xmlns:aink="http://schemas.microsoft.com/office/drawing/2016/ink" xmlns:am3d="http://schemas.microsoft.com/office/drawing/2017/model3d" xmlns:o="urn:schemas-microsoft-com:office:office" xmlns:oel="http://schemas.microsoft.com/office/2019/extlst" xmlns:r="http://schemas.openxmlformats.org/officeDocument/2006/relationships" xmlns:m="http://schemas.openxmlformats.org/officeDocument/2006/math" xmlns:v="urn:schemas-microsoft-com:vml" xmlns:wp14="http://schemas.microsoft.com/office/word/2010/wordprocessingDrawing" xmlns:wp="http://schemas.openxmlformats.org/drawingml/2006/wordprocessingDrawing" xmlns:w10="urn:schemas-microsoft-com:office:word" xmlns:w="http://schemas.openxmlformats.org/wordprocessingml/2006/main" xmlns:w14="http://schemas.microsoft.com/office/word/2010/wordml" xmlns:w15="http://schemas.microsoft.com/office/word/2012/wordml" xmlns:w16cex="http://schemas.microsoft.com/office/word/2018/wordml/cex" xmlns:w16cid="http://schemas.microsoft.com/office/word/2016/wordml/cid" xmlns:w16="http://schemas.microsoft.com/office/word/2018/wordml" xmlns:w16sdtdh="http://schemas.microsoft.com/office/word/2020/wordml/sdtdatahash" xmlns:w16se="http://schemas.microsoft.com/office/word/2015/wordml/symex" xmlns:wpg="http://schemas.microsoft.com/office/word/2010/wordprocessingGroup" xmlns:wpi="http://schemas.microsoft.com/office/word/2010/wordprocessingInk" xmlns:wne="http://schemas.microsoft.com/office/word/2006/wordml" xmlns:wps="http://schemas.microsoft.com/office/word/2010/wordprocessingShape" mc:Ignorable="w14 w15 w16se w16cid w16 w16cex w16sdtdh wp14">
+<w:endnotes xmlns:wpc="http://schemas.microsoft.com/office/word/2010/wordprocessingCanvas" xmlns:cx="http://schemas.microsoft.com/office/drawing/2014/chartex" xmlns:cx1="http://schemas.microsoft.com/office/drawing/2015/9/8/chartex" xmlns:cx2="http://schemas.microsoft.com/office/drawing/2015/10/21/chartex" xmlns:cx3="http://schemas.microsoft.com/office/drawing/2016/5/9/chartex" xmlns:cx4="http://schemas.microsoft.com/office/drawing/2016/5/10/chartex" xmlns:cx5="http://schemas.microsoft.com/office/drawing/2016/5/11/chartex" xmlns:cx6="http://schemas.microsoft.com/office/drawing/2016/5/12/chartex" xmlns:cx7="http://schemas.microsoft.com/office/drawing/2016/5/13/chartex" xmlns:cx8="http://schemas.microsoft.com/office/drawing/2016/5/14/chartex" xmlns:mc="http://schemas.openxmlformats.org/markup-compatibility/2006" xmlns:aink="http://schemas.microsoft.com/office/drawing/2016/ink" xmlns:am3d="http://schemas.microsoft.com/office/drawing/2017/model3d" xmlns:o="urn:schemas-microsoft-com:office:office" xmlns:oel="http://schemas.microsoft.com/office/2019/extlst" xmlns:r="http://schemas.openxmlformats.org/officeDocument/2006/relationships" xmlns:m="http://schemas.openxmlformats.org/officeDocument/2006/math" xmlns:v="urn:schemas-microsoft-com:vml" xmlns:wp14="http://schemas.microsoft.com/office/word/2010/wordprocessingDrawing" xmlns:wp="http://schemas.openxmlformats.org/drawingml/2006/wordprocessingDrawing" xmlns:w10="urn:schemas-microsoft-com:office:word" xmlns:w="http://schemas.openxmlformats.org/wordprocessingml/2006/main" xmlns:w14="http://schemas.microsoft.com/office/word/2010/wordml" xmlns:w15="http://schemas.microsoft.com/office/word/2012/wordml" xmlns:w16cex="http://schemas.microsoft.com/office/word/2018/wordml/cex" xmlns:w16cid="http://schemas.microsoft.com/office/word/2016/wordml/cid" xmlns:w16="http://schemas.microsoft.com/office/word/2018/wordml" xmlns:w16du="http://schemas.microsoft.com/office/word/2023/wordml/word16du" xmlns:w16sdtdh="http://schemas.microsoft.com/office/word/2020/wordml/sdtdatahash" xmlns:w16sdtfl="http://schemas.microsoft.com/office/word/2024/wordml/sdtformatlock" xmlns:w16se="http://schemas.microsoft.com/office/word/2015/wordml/symex" xmlns:wpg="http://schemas.microsoft.com/office/word/2010/wordprocessingGroup" xmlns:wpi="http://schemas.microsoft.com/office/word/2010/wordprocessingInk" xmlns:wne="http://schemas.microsoft.com/office/word/2006/wordml" xmlns:wps="http://schemas.microsoft.com/office/word/2010/wordprocessingShape" mc:Ignorable="w14 w15 w16se w16cid w16 w16cex w16sdtdh w16sdtfl w16du wp14">
   <w:endnote w:type="separator" w:id="-1">
     <w:p>
       <w:pPr>
@@ -2701,7 +3047,7 @@
 </file>
 
 <file path=word/footer1.xml><?xml version="1.0" encoding="utf-8"?>
-<w:ftr xmlns:wpc="http://schemas.microsoft.com/office/word/2010/wordprocessingCanvas" xmlns:cx="http://schemas.microsoft.com/office/drawing/2014/chartex" xmlns:cx1="http://schemas.microsoft.com/office/drawing/2015/9/8/chartex" xmlns:cx2="http://schemas.microsoft.com/office/drawing/2015/10/21/chartex" xmlns:cx3="http://schemas.microsoft.com/office/drawing/2016/5/9/chartex" xmlns:cx4="http://schemas.microsoft.com/office/drawing/2016/5/10/chartex" xmlns:cx5="http://schemas.microsoft.com/office/drawing/2016/5/11/chartex" xmlns:cx6="http://schemas.microsoft.com/office/drawing/2016/5/12/chartex" xmlns:cx7="http://schemas.microsoft.com/office/drawing/2016/5/13/chartex" xmlns:cx8="http://schemas.microsoft.com/office/drawing/2016/5/14/chartex" xmlns:mc="http://schemas.openxmlformats.org/markup-compatibility/2006" xmlns:aink="http://schemas.microsoft.com/office/drawing/2016/ink" xmlns:am3d="http://schemas.microsoft.com/office/drawing/2017/model3d" xmlns:o="urn:schemas-microsoft-com:office:office" xmlns:oel="http://schemas.microsoft.com/office/2019/extlst" xmlns:r="http://schemas.openxmlformats.org/officeDocument/2006/relationships" xmlns:m="http://schemas.openxmlformats.org/officeDocument/2006/math" xmlns:v="urn:schemas-microsoft-com:vml" xmlns:wp14="http://schemas.microsoft.com/office/word/2010/wordprocessingDrawing" xmlns:wp="http://schemas.openxmlformats.org/drawingml/2006/wordprocessingDrawing" xmlns:w10="urn:schemas-microsoft-com:office:word" xmlns:w="http://schemas.openxmlformats.org/wordprocessingml/2006/main" xmlns:w14="http://schemas.microsoft.com/office/word/2010/wordml" xmlns:w15="http://schemas.microsoft.com/office/word/2012/wordml" xmlns:w16cex="http://schemas.microsoft.com/office/word/2018/wordml/cex" xmlns:w16cid="http://schemas.microsoft.com/office/word/2016/wordml/cid" xmlns:w16="http://schemas.microsoft.com/office/word/2018/wordml" xmlns:w16sdtdh="http://schemas.microsoft.com/office/word/2020/wordml/sdtdatahash" xmlns:w16se="http://schemas.microsoft.com/office/word/2015/wordml/symex" xmlns:wpg="http://schemas.microsoft.com/office/word/2010/wordprocessingGroup" xmlns:wpi="http://schemas.microsoft.com/office/word/2010/wordprocessingInk" xmlns:wne="http://schemas.microsoft.com/office/word/2006/wordml" xmlns:wps="http://schemas.microsoft.com/office/word/2010/wordprocessingShape" mc:Ignorable="w14 w15 w16se w16cid w16 w16cex w16sdtdh wp14">
+<w:ftr xmlns:wpc="http://schemas.microsoft.com/office/word/2010/wordprocessingCanvas" xmlns:cx="http://schemas.microsoft.com/office/drawing/2014/chartex" xmlns:cx1="http://schemas.microsoft.com/office/drawing/2015/9/8/chartex" xmlns:cx2="http://schemas.microsoft.com/office/drawing/2015/10/21/chartex" xmlns:cx3="http://schemas.microsoft.com/office/drawing/2016/5/9/chartex" xmlns:cx4="http://schemas.microsoft.com/office/drawing/2016/5/10/chartex" xmlns:cx5="http://schemas.microsoft.com/office/drawing/2016/5/11/chartex" xmlns:cx6="http://schemas.microsoft.com/office/drawing/2016/5/12/chartex" xmlns:cx7="http://schemas.microsoft.com/office/drawing/2016/5/13/chartex" xmlns:cx8="http://schemas.microsoft.com/office/drawing/2016/5/14/chartex" xmlns:mc="http://schemas.openxmlformats.org/markup-compatibility/2006" xmlns:aink="http://schemas.microsoft.com/office/drawing/2016/ink" xmlns:am3d="http://schemas.microsoft.com/office/drawing/2017/model3d" xmlns:o="urn:schemas-microsoft-com:office:office" xmlns:oel="http://schemas.microsoft.com/office/2019/extlst" xmlns:r="http://schemas.openxmlformats.org/officeDocument/2006/relationships" xmlns:m="http://schemas.openxmlformats.org/officeDocument/2006/math" xmlns:v="urn:schemas-microsoft-com:vml" xmlns:wp14="http://schemas.microsoft.com/office/word/2010/wordprocessingDrawing" xmlns:wp="http://schemas.openxmlformats.org/drawingml/2006/wordprocessingDrawing" xmlns:w10="urn:schemas-microsoft-com:office:word" xmlns:w="http://schemas.openxmlformats.org/wordprocessingml/2006/main" xmlns:w14="http://schemas.microsoft.com/office/word/2010/wordml" xmlns:w15="http://schemas.microsoft.com/office/word/2012/wordml" xmlns:w16cex="http://schemas.microsoft.com/office/word/2018/wordml/cex" xmlns:w16cid="http://schemas.microsoft.com/office/word/2016/wordml/cid" xmlns:w16="http://schemas.microsoft.com/office/word/2018/wordml" xmlns:w16du="http://schemas.microsoft.com/office/word/2023/wordml/word16du" xmlns:w16sdtdh="http://schemas.microsoft.com/office/word/2020/wordml/sdtdatahash" xmlns:w16sdtfl="http://schemas.microsoft.com/office/word/2024/wordml/sdtformatlock" xmlns:w16se="http://schemas.microsoft.com/office/word/2015/wordml/symex" xmlns:wpg="http://schemas.microsoft.com/office/word/2010/wordprocessingGroup" xmlns:wpi="http://schemas.microsoft.com/office/word/2010/wordprocessingInk" xmlns:wne="http://schemas.microsoft.com/office/word/2006/wordml" xmlns:wps="http://schemas.microsoft.com/office/word/2010/wordprocessingShape" mc:Ignorable="w14 w15 w16se w16cid w16 w16cex w16sdtdh w16sdtfl w16du wp14">
   <w:p>
     <w:pPr>
       <w:pStyle w:val="Footer"/>
@@ -2849,7 +3195,7 @@
 </file>
 
 <file path=word/footer2.xml><?xml version="1.0" encoding="utf-8"?>
-<w:ftr xmlns:wpc="http://schemas.microsoft.com/office/word/2010/wordprocessingCanvas" xmlns:cx="http://schemas.microsoft.com/office/drawing/2014/chartex" xmlns:cx1="http://schemas.microsoft.com/office/drawing/2015/9/8/chartex" xmlns:cx2="http://schemas.microsoft.com/office/drawing/2015/10/21/chartex" xmlns:cx3="http://schemas.microsoft.com/office/drawing/2016/5/9/chartex" xmlns:cx4="http://schemas.microsoft.com/office/drawing/2016/5/10/chartex" xmlns:cx5="http://schemas.microsoft.com/office/drawing/2016/5/11/chartex" xmlns:cx6="http://schemas.microsoft.com/office/drawing/2016/5/12/chartex" xmlns:cx7="http://schemas.microsoft.com/office/drawing/2016/5/13/chartex" xmlns:cx8="http://schemas.microsoft.com/office/drawing/2016/5/14/chartex" xmlns:mc="http://schemas.openxmlformats.org/markup-compatibility/2006" xmlns:aink="http://schemas.microsoft.com/office/drawing/2016/ink" xmlns:am3d="http://schemas.microsoft.com/office/drawing/2017/model3d" xmlns:o="urn:schemas-microsoft-com:office:office" xmlns:oel="http://schemas.microsoft.com/office/2019/extlst" xmlns:r="http://schemas.openxmlformats.org/officeDocument/2006/relationships" xmlns:m="http://schemas.openxmlformats.org/officeDocument/2006/math" xmlns:v="urn:schemas-microsoft-com:vml" xmlns:wp14="http://schemas.microsoft.com/office/word/2010/wordprocessingDrawing" xmlns:wp="http://schemas.openxmlformats.org/drawingml/2006/wordprocessingDrawing" xmlns:w10="urn:schemas-microsoft-com:office:word" xmlns:w="http://schemas.openxmlformats.org/wordprocessingml/2006/main" xmlns:w14="http://schemas.microsoft.com/office/word/2010/wordml" xmlns:w15="http://schemas.microsoft.com/office/word/2012/wordml" xmlns:w16cex="http://schemas.microsoft.com/office/word/2018/wordml/cex" xmlns:w16cid="http://schemas.microsoft.com/office/word/2016/wordml/cid" xmlns:w16="http://schemas.microsoft.com/office/word/2018/wordml" xmlns:w16sdtdh="http://schemas.microsoft.com/office/word/2020/wordml/sdtdatahash" xmlns:w16se="http://schemas.microsoft.com/office/word/2015/wordml/symex" xmlns:wpg="http://schemas.microsoft.com/office/word/2010/wordprocessingGroup" xmlns:wpi="http://schemas.microsoft.com/office/word/2010/wordprocessingInk" xmlns:wne="http://schemas.microsoft.com/office/word/2006/wordml" xmlns:wps="http://schemas.microsoft.com/office/word/2010/wordprocessingShape" mc:Ignorable="w14 w15 w16se w16cid w16 w16cex w16sdtdh wp14">
+<w:ftr xmlns:wpc="http://schemas.microsoft.com/office/word/2010/wordprocessingCanvas" xmlns:cx="http://schemas.microsoft.com/office/drawing/2014/chartex" xmlns:cx1="http://schemas.microsoft.com/office/drawing/2015/9/8/chartex" xmlns:cx2="http://schemas.microsoft.com/office/drawing/2015/10/21/chartex" xmlns:cx3="http://schemas.microsoft.com/office/drawing/2016/5/9/chartex" xmlns:cx4="http://schemas.microsoft.com/office/drawing/2016/5/10/chartex" xmlns:cx5="http://schemas.microsoft.com/office/drawing/2016/5/11/chartex" xmlns:cx6="http://schemas.microsoft.com/office/drawing/2016/5/12/chartex" xmlns:cx7="http://schemas.microsoft.com/office/drawing/2016/5/13/chartex" xmlns:cx8="http://schemas.microsoft.com/office/drawing/2016/5/14/chartex" xmlns:mc="http://schemas.openxmlformats.org/markup-compatibility/2006" xmlns:aink="http://schemas.microsoft.com/office/drawing/2016/ink" xmlns:am3d="http://schemas.microsoft.com/office/drawing/2017/model3d" xmlns:o="urn:schemas-microsoft-com:office:office" xmlns:oel="http://schemas.microsoft.com/office/2019/extlst" xmlns:r="http://schemas.openxmlformats.org/officeDocument/2006/relationships" xmlns:m="http://schemas.openxmlformats.org/officeDocument/2006/math" xmlns:v="urn:schemas-microsoft-com:vml" xmlns:wp14="http://schemas.microsoft.com/office/word/2010/wordprocessingDrawing" xmlns:wp="http://schemas.openxmlformats.org/drawingml/2006/wordprocessingDrawing" xmlns:w10="urn:schemas-microsoft-com:office:word" xmlns:w="http://schemas.openxmlformats.org/wordprocessingml/2006/main" xmlns:w14="http://schemas.microsoft.com/office/word/2010/wordml" xmlns:w15="http://schemas.microsoft.com/office/word/2012/wordml" xmlns:w16cex="http://schemas.microsoft.com/office/word/2018/wordml/cex" xmlns:w16cid="http://schemas.microsoft.com/office/word/2016/wordml/cid" xmlns:w16="http://schemas.microsoft.com/office/word/2018/wordml" xmlns:w16du="http://schemas.microsoft.com/office/word/2023/wordml/word16du" xmlns:w16sdtdh="http://schemas.microsoft.com/office/word/2020/wordml/sdtdatahash" xmlns:w16sdtfl="http://schemas.microsoft.com/office/word/2024/wordml/sdtformatlock" xmlns:w16se="http://schemas.microsoft.com/office/word/2015/wordml/symex" xmlns:wpg="http://schemas.microsoft.com/office/word/2010/wordprocessingGroup" xmlns:wpi="http://schemas.microsoft.com/office/word/2010/wordprocessingInk" xmlns:wne="http://schemas.microsoft.com/office/word/2006/wordml" xmlns:wps="http://schemas.microsoft.com/office/word/2010/wordprocessingShape" mc:Ignorable="w14 w15 w16se w16cid w16 w16cex w16sdtdh w16sdtfl w16du wp14">
   <w:p>
     <w:pPr>
       <w:pStyle w:val="Footer"/>
@@ -2967,7 +3313,7 @@
 </file>
 
 <file path=word/footnotes.xml><?xml version="1.0" encoding="utf-8"?>
-<w:footnotes xmlns:wpc="http://schemas.microsoft.com/office/word/2010/wordprocessingCanvas" xmlns:cx="http://schemas.microsoft.com/office/drawing/2014/chartex" xmlns:cx1="http://schemas.microsoft.com/office/drawing/2015/9/8/chartex" xmlns:cx2="http://schemas.microsoft.com/office/drawing/2015/10/21/chartex" xmlns:cx3="http://schemas.microsoft.com/office/drawing/2016/5/9/chartex" xmlns:cx4="http://schemas.microsoft.com/office/drawing/2016/5/10/chartex" xmlns:cx5="http://schemas.microsoft.com/office/drawing/2016/5/11/chartex" xmlns:cx6="http://schemas.microsoft.com/office/drawing/2016/5/12/chartex" xmlns:cx7="http://schemas.microsoft.com/office/drawing/2016/5/13/chartex" xmlns:cx8="http://schemas.microsoft.com/office/drawing/2016/5/14/chartex" xmlns:mc="http://schemas.openxmlformats.org/markup-compatibility/2006" xmlns:aink="http://schemas.microsoft.com/office/drawing/2016/ink" xmlns:am3d="http://schemas.microsoft.com/office/drawing/2017/model3d" xmlns:o="urn:schemas-microsoft-com:office:office" xmlns:oel="http://schemas.microsoft.com/office/2019/extlst" xmlns:r="http://schemas.openxmlformats.org/officeDocument/2006/relationships" xmlns:m="http://schemas.openxmlformats.org/officeDocument/2006/math" xmlns:v="urn:schemas-microsoft-com:vml" xmlns:wp14="http://schemas.microsoft.com/office/word/2010/wordprocessingDrawing" xmlns:wp="http://schemas.openxmlformats.org/drawingml/2006/wordprocessingDrawing" xmlns:w10="urn:schemas-microsoft-com:office:word" xmlns:w="http://schemas.openxmlformats.org/wordprocessingml/2006/main" xmlns:w14="http://schemas.microsoft.com/office/word/2010/wordml" xmlns:w15="http://schemas.microsoft.com/office/word/2012/wordml" xmlns:w16cex="http://schemas.microsoft.com/office/word/2018/wordml/cex" xmlns:w16cid="http://schemas.microsoft.com/office/word/2016/wordml/cid" xmlns:w16="http://schemas.microsoft.com/office/word/2018/wordml" xmlns:w16sdtdh="http://schemas.microsoft.com/office/word/2020/wordml/sdtdatahash" xmlns:w16se="http://schemas.microsoft.com/office/word/2015/wordml/symex" xmlns:wpg="http://schemas.microsoft.com/office/word/2010/wordprocessingGroup" xmlns:wpi="http://schemas.microsoft.com/office/word/2010/wordprocessingInk" xmlns:wne="http://schemas.microsoft.com/office/word/2006/wordml" xmlns:wps="http://schemas.microsoft.com/office/word/2010/wordprocessingShape" mc:Ignorable="w14 w15 w16se w16cid w16 w16cex w16sdtdh wp14">
+<w:footnotes xmlns:wpc="http://schemas.microsoft.com/office/word/2010/wordprocessingCanvas" xmlns:cx="http://schemas.microsoft.com/office/drawing/2014/chartex" xmlns:cx1="http://schemas.microsoft.com/office/drawing/2015/9/8/chartex" xmlns:cx2="http://schemas.microsoft.com/office/drawing/2015/10/21/chartex" xmlns:cx3="http://schemas.microsoft.com/office/drawing/2016/5/9/chartex" xmlns:cx4="http://schemas.microsoft.com/office/drawing/2016/5/10/chartex" xmlns:cx5="http://schemas.microsoft.com/office/drawing/2016/5/11/chartex" xmlns:cx6="http://schemas.microsoft.com/office/drawing/2016/5/12/chartex" xmlns:cx7="http://schemas.microsoft.com/office/drawing/2016/5/13/chartex" xmlns:cx8="http://schemas.microsoft.com/office/drawing/2016/5/14/chartex" xmlns:mc="http://schemas.openxmlformats.org/markup-compatibility/2006" xmlns:aink="http://schemas.microsoft.com/office/drawing/2016/ink" xmlns:am3d="http://schemas.microsoft.com/office/drawing/2017/model3d" xmlns:o="urn:schemas-microsoft-com:office:office" xmlns:oel="http://schemas.microsoft.com/office/2019/extlst" xmlns:r="http://schemas.openxmlformats.org/officeDocument/2006/relationships" xmlns:m="http://schemas.openxmlformats.org/officeDocument/2006/math" xmlns:v="urn:schemas-microsoft-com:vml" xmlns:wp14="http://schemas.microsoft.com/office/word/2010/wordprocessingDrawing" xmlns:wp="http://schemas.openxmlformats.org/drawingml/2006/wordprocessingDrawing" xmlns:w10="urn:schemas-microsoft-com:office:word" xmlns:w="http://schemas.openxmlformats.org/wordprocessingml/2006/main" xmlns:w14="http://schemas.microsoft.com/office/word/2010/wordml" xmlns:w15="http://schemas.microsoft.com/office/word/2012/wordml" xmlns:w16cex="http://schemas.microsoft.com/office/word/2018/wordml/cex" xmlns:w16cid="http://schemas.microsoft.com/office/word/2016/wordml/cid" xmlns:w16="http://schemas.microsoft.com/office/word/2018/wordml" xmlns:w16du="http://schemas.microsoft.com/office/word/2023/wordml/word16du" xmlns:w16sdtdh="http://schemas.microsoft.com/office/word/2020/wordml/sdtdatahash" xmlns:w16sdtfl="http://schemas.microsoft.com/office/word/2024/wordml/sdtformatlock" xmlns:w16se="http://schemas.microsoft.com/office/word/2015/wordml/symex" xmlns:wpg="http://schemas.microsoft.com/office/word/2010/wordprocessingGroup" xmlns:wpi="http://schemas.microsoft.com/office/word/2010/wordprocessingInk" xmlns:wne="http://schemas.microsoft.com/office/word/2006/wordml" xmlns:wps="http://schemas.microsoft.com/office/word/2010/wordprocessingShape" mc:Ignorable="w14 w15 w16se w16cid w16 w16cex w16sdtdh w16sdtfl w16du wp14">
   <w:footnote w:type="separator" w:id="-1">
     <w:p>
       <w:pPr>
@@ -2994,7 +3340,7 @@
 </file>
 
 <file path=word/header1.xml><?xml version="1.0" encoding="utf-8"?>
-<w:hdr xmlns:wpc="http://schemas.microsoft.com/office/word/2010/wordprocessingCanvas" xmlns:cx="http://schemas.microsoft.com/office/drawing/2014/chartex" xmlns:cx1="http://schemas.microsoft.com/office/drawing/2015/9/8/chartex" xmlns:cx2="http://schemas.microsoft.com/office/drawing/2015/10/21/chartex" xmlns:cx3="http://schemas.microsoft.com/office/drawing/2016/5/9/chartex" xmlns:cx4="http://schemas.microsoft.com/office/drawing/2016/5/10/chartex" xmlns:cx5="http://schemas.microsoft.com/office/drawing/2016/5/11/chartex" xmlns:cx6="http://schemas.microsoft.com/office/drawing/2016/5/12/chartex" xmlns:cx7="http://schemas.microsoft.com/office/drawing/2016/5/13/chartex" xmlns:cx8="http://schemas.microsoft.com/office/drawing/2016/5/14/chartex" xmlns:mc="http://schemas.openxmlformats.org/markup-compatibility/2006" xmlns:aink="http://schemas.microsoft.com/office/drawing/2016/ink" xmlns:am3d="http://schemas.microsoft.com/office/drawing/2017/model3d" xmlns:o="urn:schemas-microsoft-com:office:office" xmlns:oel="http://schemas.microsoft.com/office/2019/extlst" xmlns:r="http://schemas.openxmlformats.org/officeDocument/2006/relationships" xmlns:m="http://schemas.openxmlformats.org/officeDocument/2006/math" xmlns:v="urn:schemas-microsoft-com:vml" xmlns:wp14="http://schemas.microsoft.com/office/word/2010/wordprocessingDrawing" xmlns:wp="http://schemas.openxmlformats.org/drawingml/2006/wordprocessingDrawing" xmlns:w10="urn:schemas-microsoft-com:office:word" xmlns:w="http://schemas.openxmlformats.org/wordprocessingml/2006/main" xmlns:w14="http://schemas.microsoft.com/office/word/2010/wordml" xmlns:w15="http://schemas.microsoft.com/office/word/2012/wordml" xmlns:w16cex="http://schemas.microsoft.com/office/word/2018/wordml/cex" xmlns:w16cid="http://schemas.microsoft.com/office/word/2016/wordml/cid" xmlns:w16="http://schemas.microsoft.com/office/word/2018/wordml" xmlns:w16sdtdh="http://schemas.microsoft.com/office/word/2020/wordml/sdtdatahash" xmlns:w16se="http://schemas.microsoft.com/office/word/2015/wordml/symex" xmlns:wpg="http://schemas.microsoft.com/office/word/2010/wordprocessingGroup" xmlns:wpi="http://schemas.microsoft.com/office/word/2010/wordprocessingInk" xmlns:wne="http://schemas.microsoft.com/office/word/2006/wordml" xmlns:wps="http://schemas.microsoft.com/office/word/2010/wordprocessingShape" mc:Ignorable="w14 w15 w16se w16cid w16 w16cex w16sdtdh wp14">
+<w:hdr xmlns:wpc="http://schemas.microsoft.com/office/word/2010/wordprocessingCanvas" xmlns:cx="http://schemas.microsoft.com/office/drawing/2014/chartex" xmlns:cx1="http://schemas.microsoft.com/office/drawing/2015/9/8/chartex" xmlns:cx2="http://schemas.microsoft.com/office/drawing/2015/10/21/chartex" xmlns:cx3="http://schemas.microsoft.com/office/drawing/2016/5/9/chartex" xmlns:cx4="http://schemas.microsoft.com/office/drawing/2016/5/10/chartex" xmlns:cx5="http://schemas.microsoft.com/office/drawing/2016/5/11/chartex" xmlns:cx6="http://schemas.microsoft.com/office/drawing/2016/5/12/chartex" xmlns:cx7="http://schemas.microsoft.com/office/drawing/2016/5/13/chartex" xmlns:cx8="http://schemas.microsoft.com/office/drawing/2016/5/14/chartex" xmlns:mc="http://schemas.openxmlformats.org/markup-compatibility/2006" xmlns:aink="http://schemas.microsoft.com/office/drawing/2016/ink" xmlns:am3d="http://schemas.microsoft.com/office/drawing/2017/model3d" xmlns:o="urn:schemas-microsoft-com:office:office" xmlns:oel="http://schemas.microsoft.com/office/2019/extlst" xmlns:r="http://schemas.openxmlformats.org/officeDocument/2006/relationships" xmlns:m="http://schemas.openxmlformats.org/officeDocument/2006/math" xmlns:v="urn:schemas-microsoft-com:vml" xmlns:wp14="http://schemas.microsoft.com/office/word/2010/wordprocessingDrawing" xmlns:wp="http://schemas.openxmlformats.org/drawingml/2006/wordprocessingDrawing" xmlns:w10="urn:schemas-microsoft-com:office:word" xmlns:w="http://schemas.openxmlformats.org/wordprocessingml/2006/main" xmlns:w14="http://schemas.microsoft.com/office/word/2010/wordml" xmlns:w15="http://schemas.microsoft.com/office/word/2012/wordml" xmlns:w16cex="http://schemas.microsoft.com/office/word/2018/wordml/cex" xmlns:w16cid="http://schemas.microsoft.com/office/word/2016/wordml/cid" xmlns:w16="http://schemas.microsoft.com/office/word/2018/wordml" xmlns:w16du="http://schemas.microsoft.com/office/word/2023/wordml/word16du" xmlns:w16sdtdh="http://schemas.microsoft.com/office/word/2020/wordml/sdtdatahash" xmlns:w16sdtfl="http://schemas.microsoft.com/office/word/2024/wordml/sdtformatlock" xmlns:w16se="http://schemas.microsoft.com/office/word/2015/wordml/symex" xmlns:wpg="http://schemas.microsoft.com/office/word/2010/wordprocessingGroup" xmlns:wpi="http://schemas.microsoft.com/office/word/2010/wordprocessingInk" xmlns:wne="http://schemas.microsoft.com/office/word/2006/wordml" xmlns:wps="http://schemas.microsoft.com/office/word/2010/wordprocessingShape" mc:Ignorable="w14 w15 w16se w16cid w16 w16cex w16sdtdh w16sdtfl w16du wp14">
   <w:sdt>
     <w:sdtPr>
       <w:alias w:val="Título"/>
@@ -3012,7 +3358,15 @@
           <w:pStyle w:val="PageHead"/>
         </w:pPr>
         <w:r>
-          <w:t>Configurar ruteo entre VLANs en un switch capa 3</w:t>
+          <w:t xml:space="preserve">Configurar ruteo entre </w:t>
+        </w:r>
+        <w:proofErr w:type="spellStart"/>
+        <w:r>
+          <w:t>VLANs</w:t>
+        </w:r>
+        <w:proofErr w:type="spellEnd"/>
+        <w:r>
+          <w:t xml:space="preserve"> en un switch capa 3</w:t>
         </w:r>
       </w:p>
     </w:sdtContent>
@@ -3021,7 +3375,7 @@
 </file>
 
 <file path=word/header2.xml><?xml version="1.0" encoding="utf-8"?>
-<w:hdr xmlns:wpc="http://schemas.microsoft.com/office/word/2010/wordprocessingCanvas" xmlns:cx="http://schemas.microsoft.com/office/drawing/2014/chartex" xmlns:cx1="http://schemas.microsoft.com/office/drawing/2015/9/8/chartex" xmlns:cx2="http://schemas.microsoft.com/office/drawing/2015/10/21/chartex" xmlns:cx3="http://schemas.microsoft.com/office/drawing/2016/5/9/chartex" xmlns:cx4="http://schemas.microsoft.com/office/drawing/2016/5/10/chartex" xmlns:cx5="http://schemas.microsoft.com/office/drawing/2016/5/11/chartex" xmlns:cx6="http://schemas.microsoft.com/office/drawing/2016/5/12/chartex" xmlns:cx7="http://schemas.microsoft.com/office/drawing/2016/5/13/chartex" xmlns:cx8="http://schemas.microsoft.com/office/drawing/2016/5/14/chartex" xmlns:mc="http://schemas.openxmlformats.org/markup-compatibility/2006" xmlns:aink="http://schemas.microsoft.com/office/drawing/2016/ink" xmlns:am3d="http://schemas.microsoft.com/office/drawing/2017/model3d" xmlns:o="urn:schemas-microsoft-com:office:office" xmlns:oel="http://schemas.microsoft.com/office/2019/extlst" xmlns:r="http://schemas.openxmlformats.org/officeDocument/2006/relationships" xmlns:m="http://schemas.openxmlformats.org/officeDocument/2006/math" xmlns:v="urn:schemas-microsoft-com:vml" xmlns:wp14="http://schemas.microsoft.com/office/word/2010/wordprocessingDrawing" xmlns:wp="http://schemas.openxmlformats.org/drawingml/2006/wordprocessingDrawing" xmlns:w10="urn:schemas-microsoft-com:office:word" xmlns:w="http://schemas.openxmlformats.org/wordprocessingml/2006/main" xmlns:w14="http://schemas.microsoft.com/office/word/2010/wordml" xmlns:w15="http://schemas.microsoft.com/office/word/2012/wordml" xmlns:w16cex="http://schemas.microsoft.com/office/word/2018/wordml/cex" xmlns:w16cid="http://schemas.microsoft.com/office/word/2016/wordml/cid" xmlns:w16="http://schemas.microsoft.com/office/word/2018/wordml" xmlns:w16sdtdh="http://schemas.microsoft.com/office/word/2020/wordml/sdtdatahash" xmlns:w16se="http://schemas.microsoft.com/office/word/2015/wordml/symex" xmlns:wpg="http://schemas.microsoft.com/office/word/2010/wordprocessingGroup" xmlns:wpi="http://schemas.microsoft.com/office/word/2010/wordprocessingInk" xmlns:wne="http://schemas.microsoft.com/office/word/2006/wordml" xmlns:wps="http://schemas.microsoft.com/office/word/2010/wordprocessingShape" mc:Ignorable="w14 w15 w16se w16cid w16 w16cex w16sdtdh wp14">
+<w:hdr xmlns:wpc="http://schemas.microsoft.com/office/word/2010/wordprocessingCanvas" xmlns:cx="http://schemas.microsoft.com/office/drawing/2014/chartex" xmlns:cx1="http://schemas.microsoft.com/office/drawing/2015/9/8/chartex" xmlns:cx2="http://schemas.microsoft.com/office/drawing/2015/10/21/chartex" xmlns:cx3="http://schemas.microsoft.com/office/drawing/2016/5/9/chartex" xmlns:cx4="http://schemas.microsoft.com/office/drawing/2016/5/10/chartex" xmlns:cx5="http://schemas.microsoft.com/office/drawing/2016/5/11/chartex" xmlns:cx6="http://schemas.microsoft.com/office/drawing/2016/5/12/chartex" xmlns:cx7="http://schemas.microsoft.com/office/drawing/2016/5/13/chartex" xmlns:cx8="http://schemas.microsoft.com/office/drawing/2016/5/14/chartex" xmlns:mc="http://schemas.openxmlformats.org/markup-compatibility/2006" xmlns:aink="http://schemas.microsoft.com/office/drawing/2016/ink" xmlns:am3d="http://schemas.microsoft.com/office/drawing/2017/model3d" xmlns:o="urn:schemas-microsoft-com:office:office" xmlns:oel="http://schemas.microsoft.com/office/2019/extlst" xmlns:r="http://schemas.openxmlformats.org/officeDocument/2006/relationships" xmlns:m="http://schemas.openxmlformats.org/officeDocument/2006/math" xmlns:v="urn:schemas-microsoft-com:vml" xmlns:wp14="http://schemas.microsoft.com/office/word/2010/wordprocessingDrawing" xmlns:wp="http://schemas.openxmlformats.org/drawingml/2006/wordprocessingDrawing" xmlns:w10="urn:schemas-microsoft-com:office:word" xmlns:w="http://schemas.openxmlformats.org/wordprocessingml/2006/main" xmlns:w14="http://schemas.microsoft.com/office/word/2010/wordml" xmlns:w15="http://schemas.microsoft.com/office/word/2012/wordml" xmlns:w16cex="http://schemas.microsoft.com/office/word/2018/wordml/cex" xmlns:w16cid="http://schemas.microsoft.com/office/word/2016/wordml/cid" xmlns:w16="http://schemas.microsoft.com/office/word/2018/wordml" xmlns:w16du="http://schemas.microsoft.com/office/word/2023/wordml/word16du" xmlns:w16sdtdh="http://schemas.microsoft.com/office/word/2020/wordml/sdtdatahash" xmlns:w16sdtfl="http://schemas.microsoft.com/office/word/2024/wordml/sdtformatlock" xmlns:w16se="http://schemas.microsoft.com/office/word/2015/wordml/symex" xmlns:wpg="http://schemas.microsoft.com/office/word/2010/wordprocessingGroup" xmlns:wpi="http://schemas.microsoft.com/office/word/2010/wordprocessingInk" xmlns:wne="http://schemas.microsoft.com/office/word/2006/wordml" xmlns:wps="http://schemas.microsoft.com/office/word/2010/wordprocessingShape" mc:Ignorable="w14 w15 w16se w16cid w16 w16cex w16sdtdh w16sdtfl w16du wp14">
   <w:p>
     <w:pPr>
       <w:ind w:left="-709"/>
@@ -3085,7 +3439,7 @@
 </file>
 
 <file path=word/numbering.xml><?xml version="1.0" encoding="utf-8"?>
-<w:numbering xmlns:wpc="http://schemas.microsoft.com/office/word/2010/wordprocessingCanvas" xmlns:cx="http://schemas.microsoft.com/office/drawing/2014/chartex" xmlns:cx1="http://schemas.microsoft.com/office/drawing/2015/9/8/chartex" xmlns:cx2="http://schemas.microsoft.com/office/drawing/2015/10/21/chartex" xmlns:cx3="http://schemas.microsoft.com/office/drawing/2016/5/9/chartex" xmlns:cx4="http://schemas.microsoft.com/office/drawing/2016/5/10/chartex" xmlns:cx5="http://schemas.microsoft.com/office/drawing/2016/5/11/chartex" xmlns:cx6="http://schemas.microsoft.com/office/drawing/2016/5/12/chartex" xmlns:cx7="http://schemas.microsoft.com/office/drawing/2016/5/13/chartex" xmlns:cx8="http://schemas.microsoft.com/office/drawing/2016/5/14/chartex" xmlns:mc="http://schemas.openxmlformats.org/markup-compatibility/2006" xmlns:aink="http://schemas.microsoft.com/office/drawing/2016/ink" xmlns:am3d="http://schemas.microsoft.com/office/drawing/2017/model3d" xmlns:o="urn:schemas-microsoft-com:office:office" xmlns:oel="http://schemas.microsoft.com/office/2019/extlst" xmlns:r="http://schemas.openxmlformats.org/officeDocument/2006/relationships" xmlns:m="http://schemas.openxmlformats.org/officeDocument/2006/math" xmlns:v="urn:schemas-microsoft-com:vml" xmlns:wp14="http://schemas.microsoft.com/office/word/2010/wordprocessingDrawing" xmlns:wp="http://schemas.openxmlformats.org/drawingml/2006/wordprocessingDrawing" xmlns:w10="urn:schemas-microsoft-com:office:word" xmlns:w="http://schemas.openxmlformats.org/wordprocessingml/2006/main" xmlns:w14="http://schemas.microsoft.com/office/word/2010/wordml" xmlns:w15="http://schemas.microsoft.com/office/word/2012/wordml" xmlns:w16cex="http://schemas.microsoft.com/office/word/2018/wordml/cex" xmlns:w16cid="http://schemas.microsoft.com/office/word/2016/wordml/cid" xmlns:w16="http://schemas.microsoft.com/office/word/2018/wordml" xmlns:w16sdtdh="http://schemas.microsoft.com/office/word/2020/wordml/sdtdatahash" xmlns:w16se="http://schemas.microsoft.com/office/word/2015/wordml/symex" xmlns:wpg="http://schemas.microsoft.com/office/word/2010/wordprocessingGroup" xmlns:wpi="http://schemas.microsoft.com/office/word/2010/wordprocessingInk" xmlns:wne="http://schemas.microsoft.com/office/word/2006/wordml" xmlns:wps="http://schemas.microsoft.com/office/word/2010/wordprocessingShape" mc:Ignorable="w14 w15 w16se w16cid w16 w16cex w16sdtdh wp14">
+<w:numbering xmlns:wpc="http://schemas.microsoft.com/office/word/2010/wordprocessingCanvas" xmlns:cx="http://schemas.microsoft.com/office/drawing/2014/chartex" xmlns:cx1="http://schemas.microsoft.com/office/drawing/2015/9/8/chartex" xmlns:cx2="http://schemas.microsoft.com/office/drawing/2015/10/21/chartex" xmlns:cx3="http://schemas.microsoft.com/office/drawing/2016/5/9/chartex" xmlns:cx4="http://schemas.microsoft.com/office/drawing/2016/5/10/chartex" xmlns:cx5="http://schemas.microsoft.com/office/drawing/2016/5/11/chartex" xmlns:cx6="http://schemas.microsoft.com/office/drawing/2016/5/12/chartex" xmlns:cx7="http://schemas.microsoft.com/office/drawing/2016/5/13/chartex" xmlns:cx8="http://schemas.microsoft.com/office/drawing/2016/5/14/chartex" xmlns:mc="http://schemas.openxmlformats.org/markup-compatibility/2006" xmlns:aink="http://schemas.microsoft.com/office/drawing/2016/ink" xmlns:am3d="http://schemas.microsoft.com/office/drawing/2017/model3d" xmlns:o="urn:schemas-microsoft-com:office:office" xmlns:oel="http://schemas.microsoft.com/office/2019/extlst" xmlns:r="http://schemas.openxmlformats.org/officeDocument/2006/relationships" xmlns:m="http://schemas.openxmlformats.org/officeDocument/2006/math" xmlns:v="urn:schemas-microsoft-com:vml" xmlns:wp14="http://schemas.microsoft.com/office/word/2010/wordprocessingDrawing" xmlns:wp="http://schemas.openxmlformats.org/drawingml/2006/wordprocessingDrawing" xmlns:w10="urn:schemas-microsoft-com:office:word" xmlns:w="http://schemas.openxmlformats.org/wordprocessingml/2006/main" xmlns:w14="http://schemas.microsoft.com/office/word/2010/wordml" xmlns:w15="http://schemas.microsoft.com/office/word/2012/wordml" xmlns:w16cex="http://schemas.microsoft.com/office/word/2018/wordml/cex" xmlns:w16cid="http://schemas.microsoft.com/office/word/2016/wordml/cid" xmlns:w16="http://schemas.microsoft.com/office/word/2018/wordml" xmlns:w16du="http://schemas.microsoft.com/office/word/2023/wordml/word16du" xmlns:w16sdtdh="http://schemas.microsoft.com/office/word/2020/wordml/sdtdatahash" xmlns:w16sdtfl="http://schemas.microsoft.com/office/word/2024/wordml/sdtformatlock" xmlns:w16se="http://schemas.microsoft.com/office/word/2015/wordml/symex" xmlns:wpg="http://schemas.microsoft.com/office/word/2010/wordprocessingGroup" xmlns:wpi="http://schemas.microsoft.com/office/word/2010/wordprocessingInk" xmlns:wne="http://schemas.microsoft.com/office/word/2006/wordml" xmlns:wps="http://schemas.microsoft.com/office/word/2010/wordprocessingShape" mc:Ignorable="w14 w15 w16se w16cid w16 w16cex w16sdtdh w16sdtfl w16du wp14">
   <w:abstractNum w:abstractNumId="0" w15:restartNumberingAfterBreak="0">
     <w:nsid w:val="04B70C52"/>
     <w:multiLevelType w:val="hybridMultilevel"/>
@@ -4434,7 +4788,7 @@
 </file>
 
 <file path=word/styles.xml><?xml version="1.0" encoding="utf-8"?>
-<w:styles xmlns:mc="http://schemas.openxmlformats.org/markup-compatibility/2006" xmlns:r="http://schemas.openxmlformats.org/officeDocument/2006/relationships" xmlns:w="http://schemas.openxmlformats.org/wordprocessingml/2006/main" xmlns:w14="http://schemas.microsoft.com/office/word/2010/wordml" xmlns:w15="http://schemas.microsoft.com/office/word/2012/wordml" xmlns:w16cex="http://schemas.microsoft.com/office/word/2018/wordml/cex" xmlns:w16cid="http://schemas.microsoft.com/office/word/2016/wordml/cid" xmlns:w16="http://schemas.microsoft.com/office/word/2018/wordml" xmlns:w16sdtdh="http://schemas.microsoft.com/office/word/2020/wordml/sdtdatahash" xmlns:w16se="http://schemas.microsoft.com/office/word/2015/wordml/symex" mc:Ignorable="w14 w15 w16se w16cid w16 w16cex w16sdtdh">
+<w:styles xmlns:mc="http://schemas.openxmlformats.org/markup-compatibility/2006" xmlns:r="http://schemas.openxmlformats.org/officeDocument/2006/relationships" xmlns:w="http://schemas.openxmlformats.org/wordprocessingml/2006/main" xmlns:w14="http://schemas.microsoft.com/office/word/2010/wordml" xmlns:w15="http://schemas.microsoft.com/office/word/2012/wordml" xmlns:w16cex="http://schemas.microsoft.com/office/word/2018/wordml/cex" xmlns:w16cid="http://schemas.microsoft.com/office/word/2016/wordml/cid" xmlns:w16="http://schemas.microsoft.com/office/word/2018/wordml" xmlns:w16du="http://schemas.microsoft.com/office/word/2023/wordml/word16du" xmlns:w16sdtdh="http://schemas.microsoft.com/office/word/2020/wordml/sdtdatahash" xmlns:w16sdtfl="http://schemas.microsoft.com/office/word/2024/wordml/sdtformatlock" xmlns:w16se="http://schemas.microsoft.com/office/word/2015/wordml/symex" mc:Ignorable="w14 w15 w16se w16cid w16 w16cex w16sdtdh w16sdtfl w16du">
   <w:docDefaults>
     <w:rPrDefault>
       <w:rPr>
@@ -6637,7 +6991,7 @@
 </file>
 
 <file path=word/glossary/document.xml><?xml version="1.0" encoding="utf-8"?>
-<w:glossaryDocument xmlns:wpc="http://schemas.microsoft.com/office/word/2010/wordprocessingCanvas" xmlns:cx="http://schemas.microsoft.com/office/drawing/2014/chartex" xmlns:cx1="http://schemas.microsoft.com/office/drawing/2015/9/8/chartex" xmlns:cx2="http://schemas.microsoft.com/office/drawing/2015/10/21/chartex" xmlns:cx3="http://schemas.microsoft.com/office/drawing/2016/5/9/chartex" xmlns:cx4="http://schemas.microsoft.com/office/drawing/2016/5/10/chartex" xmlns:cx5="http://schemas.microsoft.com/office/drawing/2016/5/11/chartex" xmlns:cx6="http://schemas.microsoft.com/office/drawing/2016/5/12/chartex" xmlns:cx7="http://schemas.microsoft.com/office/drawing/2016/5/13/chartex" xmlns:cx8="http://schemas.microsoft.com/office/drawing/2016/5/14/chartex" xmlns:mc="http://schemas.openxmlformats.org/markup-compatibility/2006" xmlns:aink="http://schemas.microsoft.com/office/drawing/2016/ink" xmlns:am3d="http://schemas.microsoft.com/office/drawing/2017/model3d" xmlns:o="urn:schemas-microsoft-com:office:office" xmlns:oel="http://schemas.microsoft.com/office/2019/extlst" xmlns:r="http://schemas.openxmlformats.org/officeDocument/2006/relationships" xmlns:m="http://schemas.openxmlformats.org/officeDocument/2006/math" xmlns:v="urn:schemas-microsoft-com:vml" xmlns:wp14="http://schemas.microsoft.com/office/word/2010/wordprocessingDrawing" xmlns:wp="http://schemas.openxmlformats.org/drawingml/2006/wordprocessingDrawing" xmlns:w10="urn:schemas-microsoft-com:office:word" xmlns:w="http://schemas.openxmlformats.org/wordprocessingml/2006/main" xmlns:w14="http://schemas.microsoft.com/office/word/2010/wordml" xmlns:w15="http://schemas.microsoft.com/office/word/2012/wordml" xmlns:w16cex="http://schemas.microsoft.com/office/word/2018/wordml/cex" xmlns:w16cid="http://schemas.microsoft.com/office/word/2016/wordml/cid" xmlns:w16="http://schemas.microsoft.com/office/word/2018/wordml" xmlns:w16sdtdh="http://schemas.microsoft.com/office/word/2020/wordml/sdtdatahash" xmlns:w16se="http://schemas.microsoft.com/office/word/2015/wordml/symex" xmlns:wpg="http://schemas.microsoft.com/office/word/2010/wordprocessingGroup" xmlns:wpi="http://schemas.microsoft.com/office/word/2010/wordprocessingInk" xmlns:wne="http://schemas.microsoft.com/office/word/2006/wordml" xmlns:wps="http://schemas.microsoft.com/office/word/2010/wordprocessingShape" mc:Ignorable="w14 w15 w16se w16cid w16 w16cex w16sdtdh wp14">
+<w:glossaryDocument xmlns:wpc="http://schemas.microsoft.com/office/word/2010/wordprocessingCanvas" xmlns:cx="http://schemas.microsoft.com/office/drawing/2014/chartex" xmlns:cx1="http://schemas.microsoft.com/office/drawing/2015/9/8/chartex" xmlns:cx2="http://schemas.microsoft.com/office/drawing/2015/10/21/chartex" xmlns:cx3="http://schemas.microsoft.com/office/drawing/2016/5/9/chartex" xmlns:cx4="http://schemas.microsoft.com/office/drawing/2016/5/10/chartex" xmlns:cx5="http://schemas.microsoft.com/office/drawing/2016/5/11/chartex" xmlns:cx6="http://schemas.microsoft.com/office/drawing/2016/5/12/chartex" xmlns:cx7="http://schemas.microsoft.com/office/drawing/2016/5/13/chartex" xmlns:cx8="http://schemas.microsoft.com/office/drawing/2016/5/14/chartex" xmlns:mc="http://schemas.openxmlformats.org/markup-compatibility/2006" xmlns:aink="http://schemas.microsoft.com/office/drawing/2016/ink" xmlns:am3d="http://schemas.microsoft.com/office/drawing/2017/model3d" xmlns:o="urn:schemas-microsoft-com:office:office" xmlns:oel="http://schemas.microsoft.com/office/2019/extlst" xmlns:r="http://schemas.openxmlformats.org/officeDocument/2006/relationships" xmlns:m="http://schemas.openxmlformats.org/officeDocument/2006/math" xmlns:v="urn:schemas-microsoft-com:vml" xmlns:wp14="http://schemas.microsoft.com/office/word/2010/wordprocessingDrawing" xmlns:wp="http://schemas.openxmlformats.org/drawingml/2006/wordprocessingDrawing" xmlns:w10="urn:schemas-microsoft-com:office:word" xmlns:w="http://schemas.openxmlformats.org/wordprocessingml/2006/main" xmlns:w14="http://schemas.microsoft.com/office/word/2010/wordml" xmlns:w15="http://schemas.microsoft.com/office/word/2012/wordml" xmlns:w16cex="http://schemas.microsoft.com/office/word/2018/wordml/cex" xmlns:w16cid="http://schemas.microsoft.com/office/word/2016/wordml/cid" xmlns:w16="http://schemas.microsoft.com/office/word/2018/wordml" xmlns:w16du="http://schemas.microsoft.com/office/word/2023/wordml/word16du" xmlns:w16sdtdh="http://schemas.microsoft.com/office/word/2020/wordml/sdtdatahash" xmlns:w16sdtfl="http://schemas.microsoft.com/office/word/2024/wordml/sdtformatlock" xmlns:w16se="http://schemas.microsoft.com/office/word/2015/wordml/symex" xmlns:wpg="http://schemas.microsoft.com/office/word/2010/wordprocessingGroup" xmlns:wpi="http://schemas.microsoft.com/office/word/2010/wordprocessingInk" xmlns:wne="http://schemas.microsoft.com/office/word/2006/wordml" xmlns:wps="http://schemas.microsoft.com/office/word/2010/wordprocessingShape" mc:Ignorable="w14 w15 w16se w16cid w16 w16cex w16sdtdh w16sdtfl w16du wp14">
   <w:docParts>
     <w:docPart>
       <w:docPartPr>
@@ -6674,7 +7028,7 @@
 </file>
 
 <file path=word/glossary/fontTable.xml><?xml version="1.0" encoding="utf-8"?>
-<w:fonts xmlns:mc="http://schemas.openxmlformats.org/markup-compatibility/2006" xmlns:r="http://schemas.openxmlformats.org/officeDocument/2006/relationships" xmlns:w="http://schemas.openxmlformats.org/wordprocessingml/2006/main" xmlns:w14="http://schemas.microsoft.com/office/word/2010/wordml" xmlns:w15="http://schemas.microsoft.com/office/word/2012/wordml" xmlns:w16cex="http://schemas.microsoft.com/office/word/2018/wordml/cex" xmlns:w16cid="http://schemas.microsoft.com/office/word/2016/wordml/cid" xmlns:w16="http://schemas.microsoft.com/office/word/2018/wordml" xmlns:w16sdtdh="http://schemas.microsoft.com/office/word/2020/wordml/sdtdatahash" xmlns:w16se="http://schemas.microsoft.com/office/word/2015/wordml/symex" mc:Ignorable="w14 w15 w16se w16cid w16 w16cex w16sdtdh">
+<w:fonts xmlns:mc="http://schemas.openxmlformats.org/markup-compatibility/2006" xmlns:r="http://schemas.openxmlformats.org/officeDocument/2006/relationships" xmlns:w="http://schemas.openxmlformats.org/wordprocessingml/2006/main" xmlns:w14="http://schemas.microsoft.com/office/word/2010/wordml" xmlns:w15="http://schemas.microsoft.com/office/word/2012/wordml" xmlns:w16cex="http://schemas.microsoft.com/office/word/2018/wordml/cex" xmlns:w16cid="http://schemas.microsoft.com/office/word/2016/wordml/cid" xmlns:w16="http://schemas.microsoft.com/office/word/2018/wordml" xmlns:w16du="http://schemas.microsoft.com/office/word/2023/wordml/word16du" xmlns:w16sdtdh="http://schemas.microsoft.com/office/word/2020/wordml/sdtdatahash" xmlns:w16sdtfl="http://schemas.microsoft.com/office/word/2024/wordml/sdtformatlock" xmlns:w16se="http://schemas.microsoft.com/office/word/2015/wordml/symex" mc:Ignorable="w14 w15 w16se w16cid w16 w16cex w16sdtdh w16sdtfl w16du">
   <w:font w:name="Arial">
     <w:panose1 w:val="020B0604020202020204"/>
     <w:charset w:val="00"/>
@@ -6739,6 +7093,12 @@
     <w:pitch w:val="variable"/>
     <w:sig w:usb0="E00006FF" w:usb1="420024FF" w:usb2="02000000" w:usb3="00000000" w:csb0="0000019F" w:csb1="00000000"/>
   </w:font>
+  <w:font w:name="Aptos">
+    <w:charset w:val="00"/>
+    <w:family w:val="swiss"/>
+    <w:pitch w:val="variable"/>
+    <w:sig w:usb0="20000287" w:usb1="00000003" w:usb2="00000000" w:usb3="00000000" w:csb0="0000019F" w:csb1="00000000"/>
+  </w:font>
   <w:font w:name="DengXian">
     <w:altName w:val="等线"/>
     <w:panose1 w:val="02010600030101010101"/>
@@ -6753,18 +7113,17 @@
     <w:pitch w:val="variable"/>
     <w:sig w:usb0="A00002BF" w:usb1="38CF7CFA" w:usb2="00000016" w:usb3="00000000" w:csb0="0004000F" w:csb1="00000000"/>
   </w:font>
-  <w:font w:name="Calibri Light">
-    <w:panose1 w:val="020F0302020204030204"/>
+  <w:font w:name="Aptos Display">
     <w:charset w:val="00"/>
     <w:family w:val="swiss"/>
     <w:pitch w:val="variable"/>
-    <w:sig w:usb0="E4002EFF" w:usb1="C200247B" w:usb2="00000009" w:usb3="00000000" w:csb0="000001FF" w:csb1="00000000"/>
+    <w:sig w:usb0="20000287" w:usb1="00000003" w:usb2="00000000" w:usb3="00000000" w:csb0="0000019F" w:csb1="00000000"/>
   </w:font>
 </w:fonts>
 </file>
 
 <file path=word/glossary/settings.xml><?xml version="1.0" encoding="utf-8"?>
-<w:settings xmlns:mc="http://schemas.openxmlformats.org/markup-compatibility/2006" xmlns:o="urn:schemas-microsoft-com:office:office" xmlns:r="http://schemas.openxmlformats.org/officeDocument/2006/relationships" xmlns:m="http://schemas.openxmlformats.org/officeDocument/2006/math" xmlns:v="urn:schemas-microsoft-com:vml" xmlns:w10="urn:schemas-microsoft-com:office:word" xmlns:w="http://schemas.openxmlformats.org/wordprocessingml/2006/main" xmlns:w14="http://schemas.microsoft.com/office/word/2010/wordml" xmlns:w15="http://schemas.microsoft.com/office/word/2012/wordml" xmlns:w16cex="http://schemas.microsoft.com/office/word/2018/wordml/cex" xmlns:w16cid="http://schemas.microsoft.com/office/word/2016/wordml/cid" xmlns:w16="http://schemas.microsoft.com/office/word/2018/wordml" xmlns:w16sdtdh="http://schemas.microsoft.com/office/word/2020/wordml/sdtdatahash" xmlns:w16se="http://schemas.microsoft.com/office/word/2015/wordml/symex" xmlns:sl="http://schemas.openxmlformats.org/schemaLibrary/2006/main" mc:Ignorable="w14 w15 w16se w16cid w16 w16cex w16sdtdh">
+<w:settings xmlns:mc="http://schemas.openxmlformats.org/markup-compatibility/2006" xmlns:o="urn:schemas-microsoft-com:office:office" xmlns:r="http://schemas.openxmlformats.org/officeDocument/2006/relationships" xmlns:m="http://schemas.openxmlformats.org/officeDocument/2006/math" xmlns:v="urn:schemas-microsoft-com:vml" xmlns:w10="urn:schemas-microsoft-com:office:word" xmlns:w="http://schemas.openxmlformats.org/wordprocessingml/2006/main" xmlns:w14="http://schemas.microsoft.com/office/word/2010/wordml" xmlns:w15="http://schemas.microsoft.com/office/word/2012/wordml" xmlns:w16cex="http://schemas.microsoft.com/office/word/2018/wordml/cex" xmlns:w16cid="http://schemas.microsoft.com/office/word/2016/wordml/cid" xmlns:w16="http://schemas.microsoft.com/office/word/2018/wordml" xmlns:w16du="http://schemas.microsoft.com/office/word/2023/wordml/word16du" xmlns:w16sdtdh="http://schemas.microsoft.com/office/word/2020/wordml/sdtdatahash" xmlns:w16sdtfl="http://schemas.microsoft.com/office/word/2024/wordml/sdtformatlock" xmlns:w16se="http://schemas.microsoft.com/office/word/2015/wordml/symex" xmlns:sl="http://schemas.openxmlformats.org/schemaLibrary/2006/main" mc:Ignorable="w14 w15 w16se w16cid w16 w16cex w16sdtdh w16sdtfl w16du">
   <w:view w:val="normal"/>
   <w:defaultTabStop w:val="720"/>
   <w:hyphenationZone w:val="425"/>
@@ -6794,8 +7153,10 @@
     <w:rsid w:val="008F480C"/>
     <w:rsid w:val="0094145F"/>
     <w:rsid w:val="00AA6777"/>
+    <w:rsid w:val="00AC680A"/>
     <w:rsid w:val="00BC09A9"/>
     <w:rsid w:val="00D10FE3"/>
+    <w:rsid w:val="00D544F1"/>
     <w:rsid w:val="00D93E64"/>
     <w:rsid w:val="00E814AA"/>
     <w:rsid w:val="00F40BC2"/>
@@ -6822,7 +7183,7 @@
 </file>
 
 <file path=word/glossary/styles.xml><?xml version="1.0" encoding="utf-8"?>
-<w:styles xmlns:mc="http://schemas.openxmlformats.org/markup-compatibility/2006" xmlns:r="http://schemas.openxmlformats.org/officeDocument/2006/relationships" xmlns:w="http://schemas.openxmlformats.org/wordprocessingml/2006/main" xmlns:w14="http://schemas.microsoft.com/office/word/2010/wordml" xmlns:w15="http://schemas.microsoft.com/office/word/2012/wordml" xmlns:w16cex="http://schemas.microsoft.com/office/word/2018/wordml/cex" xmlns:w16cid="http://schemas.microsoft.com/office/word/2016/wordml/cid" xmlns:w16="http://schemas.microsoft.com/office/word/2018/wordml" xmlns:w16sdtdh="http://schemas.microsoft.com/office/word/2020/wordml/sdtdatahash" xmlns:w16se="http://schemas.microsoft.com/office/word/2015/wordml/symex" mc:Ignorable="w14 w15 w16se w16cid w16 w16cex w16sdtdh">
+<w:styles xmlns:mc="http://schemas.openxmlformats.org/markup-compatibility/2006" xmlns:r="http://schemas.openxmlformats.org/officeDocument/2006/relationships" xmlns:w="http://schemas.openxmlformats.org/wordprocessingml/2006/main" xmlns:w14="http://schemas.microsoft.com/office/word/2010/wordml" xmlns:w15="http://schemas.microsoft.com/office/word/2012/wordml" xmlns:w16cex="http://schemas.microsoft.com/office/word/2018/wordml/cex" xmlns:w16cid="http://schemas.microsoft.com/office/word/2016/wordml/cid" xmlns:w16="http://schemas.microsoft.com/office/word/2018/wordml" xmlns:w16du="http://schemas.microsoft.com/office/word/2023/wordml/word16du" xmlns:w16sdtdh="http://schemas.microsoft.com/office/word/2020/wordml/sdtdatahash" xmlns:w16sdtfl="http://schemas.microsoft.com/office/word/2024/wordml/sdtformatlock" xmlns:w16se="http://schemas.microsoft.com/office/word/2015/wordml/symex" mc:Ignorable="w14 w15 w16se w16cid w16 w16cex w16sdtdh w16sdtfl w16du">
   <w:docDefaults>
     <w:rPrDefault>
       <w:rPr>
@@ -7263,7 +7624,7 @@
 </file>
 
 <file path=word/glossary/webSettings.xml><?xml version="1.0" encoding="utf-8"?>
-<w:webSettings xmlns:mc="http://schemas.openxmlformats.org/markup-compatibility/2006" xmlns:r="http://schemas.openxmlformats.org/officeDocument/2006/relationships" xmlns:w="http://schemas.openxmlformats.org/wordprocessingml/2006/main" xmlns:w14="http://schemas.microsoft.com/office/word/2010/wordml" xmlns:w15="http://schemas.microsoft.com/office/word/2012/wordml" xmlns:w16cex="http://schemas.microsoft.com/office/word/2018/wordml/cex" xmlns:w16cid="http://schemas.microsoft.com/office/word/2016/wordml/cid" xmlns:w16="http://schemas.microsoft.com/office/word/2018/wordml" xmlns:w16sdtdh="http://schemas.microsoft.com/office/word/2020/wordml/sdtdatahash" xmlns:w16se="http://schemas.microsoft.com/office/word/2015/wordml/symex" mc:Ignorable="w14 w15 w16se w16cid w16 w16cex w16sdtdh">
+<w:webSettings xmlns:mc="http://schemas.openxmlformats.org/markup-compatibility/2006" xmlns:r="http://schemas.openxmlformats.org/officeDocument/2006/relationships" xmlns:w="http://schemas.openxmlformats.org/wordprocessingml/2006/main" xmlns:w14="http://schemas.microsoft.com/office/word/2010/wordml" xmlns:w15="http://schemas.microsoft.com/office/word/2012/wordml" xmlns:w16cex="http://schemas.microsoft.com/office/word/2018/wordml/cex" xmlns:w16cid="http://schemas.microsoft.com/office/word/2016/wordml/cid" xmlns:w16="http://schemas.microsoft.com/office/word/2018/wordml" xmlns:w16du="http://schemas.microsoft.com/office/word/2023/wordml/word16du" xmlns:w16sdtdh="http://schemas.microsoft.com/office/word/2020/wordml/sdtdatahash" xmlns:w16sdtfl="http://schemas.microsoft.com/office/word/2024/wordml/sdtformatlock" xmlns:w16se="http://schemas.microsoft.com/office/word/2015/wordml/symex" mc:Ignorable="w14 w15 w16se w16cid w16 w16cex w16sdtdh w16sdtfl w16du">
   <w:optimizeForBrowser/>
   <w:allowPNG/>
 </w:webSettings>

--- a/Calendario2025/Ejercicios/E4_VLAN/4_SwitchVLAN.docx
+++ b/Calendario2025/Ejercicios/E4_VLAN/4_SwitchVLAN.docx
@@ -37,15 +37,7 @@
             <w:t>ruteo</w:t>
           </w:r>
           <w:r>
-            <w:t xml:space="preserve"> entre </w:t>
-          </w:r>
-          <w:proofErr w:type="spellStart"/>
-          <w:r>
-            <w:t>VLANs</w:t>
-          </w:r>
-          <w:proofErr w:type="spellEnd"/>
-          <w:r>
-            <w:t xml:space="preserve"> en un </w:t>
+            <w:t xml:space="preserve"> entre VLANs en un </w:t>
           </w:r>
           <w:r>
             <w:t>switch capa 3</w:t>
@@ -65,6 +57,9 @@
         <w:ind w:left="0"/>
       </w:pPr>
       <w:r>
+        <w:rPr>
+          <w:noProof/>
+        </w:rPr>
         <w:drawing>
           <wp:inline distT="0" distB="0" distL="0" distR="0" wp14:anchorId="28D36FB8" wp14:editId="7F85ABCE">
             <wp:extent cx="6400800" cy="3067685"/>
@@ -119,23 +114,7 @@
         <w:jc w:val="both"/>
       </w:pPr>
       <w:r>
-        <w:t xml:space="preserve">Un switch multicapa, como el Cisco </w:t>
-      </w:r>
-      <w:proofErr w:type="spellStart"/>
-      <w:r>
-        <w:t>Catalyst</w:t>
-      </w:r>
-      <w:proofErr w:type="spellEnd"/>
-      <w:r>
-        <w:t xml:space="preserve"> 3560, es capaz de realizar </w:t>
-      </w:r>
-      <w:proofErr w:type="spellStart"/>
-      <w:r>
-        <w:t>switching</w:t>
-      </w:r>
-      <w:proofErr w:type="spellEnd"/>
-      <w:r>
-        <w:t xml:space="preserve"> de capa 2 y ruteo de capa 3. Una de las ventajas de usar un switch multicapa es esta funcionalidad doble. </w:t>
+        <w:t xml:space="preserve">Un switch multicapa, como el Cisco Catalyst 3560, es capaz de realizar switching de capa 2 y ruteo de capa 3. Una de las ventajas de usar un switch multicapa es esta funcionalidad doble. </w:t>
       </w:r>
     </w:p>
     <w:p>
@@ -146,15 +125,7 @@
         <w:jc w:val="both"/>
       </w:pPr>
       <w:r>
-        <w:t xml:space="preserve">Un beneficio para las empresas pequeñas/medianas es la capacidad de comprar un solo switch multicapa en lugar de dispositivos de red separados para </w:t>
-      </w:r>
-      <w:proofErr w:type="spellStart"/>
-      <w:r>
-        <w:t>switching</w:t>
-      </w:r>
-      <w:proofErr w:type="spellEnd"/>
-      <w:r>
-        <w:t xml:space="preserve"> y r</w:t>
+        <w:t>Un beneficio para las empresas pequeñas/medianas es la capacidad de comprar un solo switch multicapa en lugar de dispositivos de red separados para switching y r</w:t>
       </w:r>
       <w:r>
         <w:t>uteo</w:t>
@@ -746,7 +717,6 @@
                 <w:spacing w:val="-1"/>
               </w:rPr>
             </w:pPr>
-            <w:proofErr w:type="spellStart"/>
             <w:r>
               <w:rPr>
                 <w:rFonts w:cs="Arial"/>
@@ -767,7 +737,6 @@
               </w:rPr>
               <w:t>tudent</w:t>
             </w:r>
-            <w:proofErr w:type="spellEnd"/>
           </w:p>
         </w:tc>
         <w:tc>
@@ -1014,7 +983,6 @@
                 <w:spacing w:val="-1"/>
               </w:rPr>
             </w:pPr>
-            <w:proofErr w:type="spellStart"/>
             <w:r>
               <w:rPr>
                 <w:rFonts w:cs="Arial"/>
@@ -1025,7 +993,6 @@
               </w:rPr>
               <w:t>Faculty</w:t>
             </w:r>
-            <w:proofErr w:type="spellEnd"/>
           </w:p>
         </w:tc>
         <w:tc>
@@ -1517,15 +1484,7 @@
         <w:pStyle w:val="BodyTextL25"/>
       </w:pPr>
       <w:r>
-        <w:t xml:space="preserve">En la parte 1, deberá configurar el puerto </w:t>
-      </w:r>
-      <w:proofErr w:type="spellStart"/>
-      <w:r>
-        <w:t>GigabitEthernet</w:t>
-      </w:r>
-      <w:proofErr w:type="spellEnd"/>
-      <w:r>
-        <w:t xml:space="preserve"> 0/2 en el switch multicapa (MLS) como puerto de r</w:t>
+        <w:t>En la parte 1, deberá configurar el puerto GigabitEthernet 0/2 en el switch multicapa (MLS) como puerto de r</w:t>
       </w:r>
       <w:r>
         <w:t>uteo</w:t>
@@ -1578,21 +1537,7 @@
         <w:rPr>
           <w:lang w:val="es-MX"/>
         </w:rPr>
-        <w:t>MLS(</w:t>
-      </w:r>
-      <w:proofErr w:type="spellStart"/>
-      <w:r>
-        <w:rPr>
-          <w:lang w:val="es-MX"/>
-        </w:rPr>
-        <w:t>config</w:t>
-      </w:r>
-      <w:proofErr w:type="spellEnd"/>
-      <w:r>
-        <w:rPr>
-          <w:lang w:val="es-MX"/>
-        </w:rPr>
-        <w:t xml:space="preserve">)# </w:t>
+        <w:t xml:space="preserve">MLS(config)# </w:t>
       </w:r>
       <w:r>
         <w:rPr>
@@ -1638,99 +1583,74 @@
         </w:rPr>
         <w:t xml:space="preserve">MLS(config-if)# </w:t>
       </w:r>
-      <w:proofErr w:type="spellStart"/>
       <w:r>
         <w:rPr>
           <w:b/>
           <w:lang w:val="en-US"/>
         </w:rPr>
-        <w:t>ip</w:t>
-      </w:r>
-      <w:proofErr w:type="spellEnd"/>
+        <w:t>ip address 209.165.200.225 255.255.255.252</w:t>
+      </w:r>
+    </w:p>
+    <w:p>
+      <w:pPr>
+        <w:pStyle w:val="CMD"/>
+      </w:pPr>
+      <w:r>
+        <w:t xml:space="preserve">MLS(config-if)# </w:t>
+      </w:r>
       <w:r>
         <w:rPr>
           <w:b/>
-          <w:lang w:val="en-US"/>
-        </w:rPr>
-        <w:t xml:space="preserve"> address 209.165.200.225 255.255.255.252</w:t>
+        </w:rPr>
+        <w:t>no shut</w:t>
       </w:r>
     </w:p>
     <w:p>
       <w:pPr>
         <w:pStyle w:val="CMD"/>
       </w:pPr>
-      <w:r>
-        <w:t>MLS(</w:t>
-      </w:r>
-      <w:proofErr w:type="spellStart"/>
-      <w:r>
-        <w:t>config-if</w:t>
-      </w:r>
-      <w:proofErr w:type="spellEnd"/>
-      <w:r>
-        <w:t xml:space="preserve">)# </w:t>
+    </w:p>
+    <w:p>
+      <w:pPr>
+        <w:pStyle w:val="SubStepAlpha"/>
+      </w:pPr>
+      <w:r>
+        <w:t xml:space="preserve">Compruebe la conectividad a la </w:t>
       </w:r>
       <w:r>
         <w:rPr>
           <w:b/>
         </w:rPr>
-        <w:t xml:space="preserve">no </w:t>
-      </w:r>
-      <w:proofErr w:type="spellStart"/>
+        <w:t>nube</w:t>
+      </w:r>
+      <w:r>
+        <w:t xml:space="preserve"> haciendo ping a la dirección 209.165.200.226.</w:t>
+      </w:r>
+    </w:p>
+    <w:p>
+      <w:pPr>
+        <w:pStyle w:val="CMD"/>
+        <w:rPr>
+          <w:lang w:val="en-US"/>
+        </w:rPr>
+      </w:pPr>
+      <w:r>
+        <w:rPr>
+          <w:lang w:val="en-US"/>
+        </w:rPr>
+        <w:t xml:space="preserve">MLS# </w:t>
+      </w:r>
       <w:r>
         <w:rPr>
           <w:b/>
-        </w:rPr>
-        <w:t>shut</w:t>
-      </w:r>
-      <w:proofErr w:type="spellEnd"/>
+          <w:lang w:val="en-US"/>
+        </w:rPr>
+        <w:t>ping 209.165.200.226</w:t>
+      </w:r>
     </w:p>
     <w:p>
       <w:pPr>
         <w:pStyle w:val="CMD"/>
-      </w:pPr>
-    </w:p>
-    <w:p>
-      <w:pPr>
-        <w:pStyle w:val="SubStepAlpha"/>
-      </w:pPr>
-      <w:r>
-        <w:t xml:space="preserve">Compruebe la conectividad a la </w:t>
-      </w:r>
-      <w:r>
-        <w:rPr>
-          <w:b/>
-        </w:rPr>
-        <w:t>nube</w:t>
-      </w:r>
-      <w:r>
-        <w:t xml:space="preserve"> haciendo ping a la dirección 209.165.200.226.</w:t>
-      </w:r>
-    </w:p>
-    <w:p>
-      <w:pPr>
-        <w:pStyle w:val="CMD"/>
-        <w:rPr>
-          <w:lang w:val="en-US"/>
-        </w:rPr>
-      </w:pPr>
-      <w:r>
-        <w:rPr>
-          <w:lang w:val="en-US"/>
-        </w:rPr>
-        <w:t xml:space="preserve">MLS# </w:t>
-      </w:r>
-      <w:r>
-        <w:rPr>
-          <w:b/>
-          <w:lang w:val="en-US"/>
-        </w:rPr>
-        <w:t>ping 209.165.200.226</w:t>
-      </w:r>
-    </w:p>
-    <w:p>
-      <w:pPr>
-        <w:pStyle w:val="CMD"/>
         <w:rPr>
           <w:lang w:val="en-US"/>
         </w:rPr>
@@ -1761,21 +1681,7 @@
         <w:rPr>
           <w:lang w:val="en-US"/>
         </w:rPr>
-        <w:t xml:space="preserve">Sending 5, 100-byte ICMP </w:t>
-      </w:r>
-      <w:proofErr w:type="spellStart"/>
-      <w:r>
-        <w:rPr>
-          <w:lang w:val="en-US"/>
-        </w:rPr>
-        <w:t>Echos</w:t>
-      </w:r>
-      <w:proofErr w:type="spellEnd"/>
-      <w:r>
-        <w:rPr>
-          <w:lang w:val="en-US"/>
-        </w:rPr>
-        <w:t xml:space="preserve"> to 209.165.200.226, timeout is 2 seconds:</w:t>
+        <w:t>Sending 5, 100-byte ICMP Echos to 209.165.200.226, timeout is 2 seconds:</w:t>
       </w:r>
     </w:p>
     <w:p>
@@ -1803,16 +1709,8 @@
         <w:rPr>
           <w:lang w:val="en-US"/>
         </w:rPr>
-        <w:t xml:space="preserve">Success rate is 100 percent (5/5), round-trip min/avg/max = 0/0/0 </w:t>
-      </w:r>
-      <w:proofErr w:type="spellStart"/>
-      <w:r>
-        <w:rPr>
-          <w:lang w:val="en-US"/>
-        </w:rPr>
-        <w:t>ms</w:t>
-      </w:r>
-      <w:proofErr w:type="spellEnd"/>
+        <w:t>Success rate is 100 percent (5/5), round-trip min/avg/max = 0/0/0 ms</w:t>
+      </w:r>
     </w:p>
     <w:p>
       <w:pPr>
@@ -1975,11 +1873,9 @@
               <w:pStyle w:val="TableText"/>
               <w:jc w:val="center"/>
             </w:pPr>
-            <w:proofErr w:type="spellStart"/>
             <w:r>
               <w:t>Student</w:t>
             </w:r>
-            <w:proofErr w:type="spellEnd"/>
           </w:p>
         </w:tc>
       </w:tr>
@@ -2007,11 +1903,9 @@
               <w:pStyle w:val="TableText"/>
               <w:jc w:val="center"/>
             </w:pPr>
-            <w:proofErr w:type="spellStart"/>
             <w:r>
               <w:t>Faculty</w:t>
             </w:r>
-            <w:proofErr w:type="spellEnd"/>
           </w:p>
         </w:tc>
       </w:tr>
@@ -2056,32 +1950,67 @@
           <w:b/>
           <w:lang w:val="en-US"/>
         </w:rPr>
-        <w:t xml:space="preserve">interface </w:t>
-      </w:r>
-      <w:proofErr w:type="spellStart"/>
-      <w:r>
+        <w:t>interface vlan 10</w:t>
+      </w:r>
+    </w:p>
+    <w:p>
+      <w:pPr>
+        <w:pStyle w:val="CMD"/>
         <w:rPr>
           <w:b/>
           <w:lang w:val="en-US"/>
         </w:rPr>
-        <w:t>vlan</w:t>
-      </w:r>
-      <w:proofErr w:type="spellEnd"/>
+      </w:pPr>
+      <w:r>
+        <w:rPr>
+          <w:lang w:val="en-US"/>
+        </w:rPr>
+        <w:t xml:space="preserve">MLS(config-if)# </w:t>
+      </w:r>
       <w:r>
         <w:rPr>
           <w:b/>
           <w:lang w:val="en-US"/>
         </w:rPr>
-        <w:t xml:space="preserve"> 10</w:t>
+        <w:t>ip address 192.168.10.254 255.255.255.0</w:t>
+      </w:r>
+    </w:p>
+    <w:p>
+      <w:pPr>
+        <w:pStyle w:val="SubStepAlpha"/>
+      </w:pPr>
+      <w:r>
+        <w:t>Configure y active la interfaz SVI para la VLAN 1.</w:t>
       </w:r>
     </w:p>
     <w:p>
       <w:pPr>
         <w:pStyle w:val="CMD"/>
         <w:rPr>
+          <w:lang w:val="en-US"/>
+        </w:rPr>
+      </w:pPr>
+      <w:r>
+        <w:rPr>
+          <w:lang w:val="en-US"/>
+        </w:rPr>
+        <w:t xml:space="preserve">MLS(config)# </w:t>
+      </w:r>
+      <w:r>
+        <w:rPr>
           <w:b/>
           <w:lang w:val="en-US"/>
         </w:rPr>
+        <w:t>interface vlan 1</w:t>
+      </w:r>
+    </w:p>
+    <w:p>
+      <w:pPr>
+        <w:pStyle w:val="CMD"/>
+        <w:rPr>
+          <w:b/>
+          <w:lang w:val="en-US"/>
+        </w:rPr>
       </w:pPr>
       <w:r>
         <w:rPr>
@@ -2089,97 +2018,12 @@
         </w:rPr>
         <w:t xml:space="preserve">MLS(config-if)# </w:t>
       </w:r>
-      <w:proofErr w:type="spellStart"/>
       <w:r>
         <w:rPr>
           <w:b/>
           <w:lang w:val="en-US"/>
         </w:rPr>
-        <w:t>ip</w:t>
-      </w:r>
-      <w:proofErr w:type="spellEnd"/>
-      <w:r>
-        <w:rPr>
-          <w:b/>
-          <w:lang w:val="en-US"/>
-        </w:rPr>
-        <w:t xml:space="preserve"> address 192.168.10.254 255.255.255.0</w:t>
-      </w:r>
-    </w:p>
-    <w:p>
-      <w:pPr>
-        <w:pStyle w:val="SubStepAlpha"/>
-      </w:pPr>
-      <w:r>
-        <w:t>Configure y active la interfaz SVI para la VLAN 1.</w:t>
-      </w:r>
-    </w:p>
-    <w:p>
-      <w:pPr>
-        <w:pStyle w:val="CMD"/>
-        <w:rPr>
-          <w:lang w:val="en-US"/>
-        </w:rPr>
-      </w:pPr>
-      <w:r>
-        <w:rPr>
-          <w:lang w:val="en-US"/>
-        </w:rPr>
-        <w:t xml:space="preserve">MLS(config)# </w:t>
-      </w:r>
-      <w:r>
-        <w:rPr>
-          <w:b/>
-          <w:lang w:val="en-US"/>
-        </w:rPr>
-        <w:t xml:space="preserve">interface </w:t>
-      </w:r>
-      <w:proofErr w:type="spellStart"/>
-      <w:r>
-        <w:rPr>
-          <w:b/>
-          <w:lang w:val="en-US"/>
-        </w:rPr>
-        <w:t>vlan</w:t>
-      </w:r>
-      <w:proofErr w:type="spellEnd"/>
-      <w:r>
-        <w:rPr>
-          <w:b/>
-          <w:lang w:val="en-US"/>
-        </w:rPr>
-        <w:t xml:space="preserve"> 1</w:t>
-      </w:r>
-    </w:p>
-    <w:p>
-      <w:pPr>
-        <w:pStyle w:val="CMD"/>
-        <w:rPr>
-          <w:b/>
-          <w:lang w:val="en-US"/>
-        </w:rPr>
-      </w:pPr>
-      <w:r>
-        <w:rPr>
-          <w:lang w:val="en-US"/>
-        </w:rPr>
-        <w:t xml:space="preserve">MLS(config-if)# </w:t>
-      </w:r>
-      <w:proofErr w:type="spellStart"/>
-      <w:r>
-        <w:rPr>
-          <w:b/>
-          <w:lang w:val="en-US"/>
-        </w:rPr>
-        <w:t>ip</w:t>
-      </w:r>
-      <w:proofErr w:type="spellEnd"/>
-      <w:r>
-        <w:rPr>
-          <w:b/>
-          <w:lang w:val="en-US"/>
-        </w:rPr>
-        <w:t xml:space="preserve"> address 192.168.</w:t>
+        <w:t>ip address 192.168.</w:t>
       </w:r>
       <w:r>
         <w:rPr>
@@ -2277,15 +2121,7 @@
         <w:t>h</w:t>
       </w:r>
       <w:r>
-        <w:t xml:space="preserve"> de capa 3, la interfaz de enlace troncal debe encapsularse con el protocolo dot1q, sin embargo, no es necesario especificar los números de VLAN tal como es cuando se trabaja con un </w:t>
-      </w:r>
-      <w:proofErr w:type="spellStart"/>
-      <w:r>
-        <w:t>router</w:t>
-      </w:r>
-      <w:proofErr w:type="spellEnd"/>
-      <w:r>
-        <w:t xml:space="preserve"> y subinterfaces.</w:t>
+        <w:t xml:space="preserve"> de capa 3, la interfaz de enlace troncal debe encapsularse con el protocolo dot1q, sin embargo, no es necesario especificar los números de VLAN tal como es cuando se trabaja con un router y subinterfaces.</w:t>
       </w:r>
     </w:p>
     <w:p>
@@ -2310,6 +2146,36 @@
         <w:pStyle w:val="SubStepAlpha"/>
       </w:pPr>
       <w:r>
+        <w:t>Encapsular el enlace con el protocolo dot1q.</w:t>
+      </w:r>
+    </w:p>
+    <w:p>
+      <w:pPr>
+        <w:pStyle w:val="CMDOutput"/>
+        <w:rPr>
+          <w:b/>
+          <w:lang w:val="en-US"/>
+        </w:rPr>
+      </w:pPr>
+      <w:r>
+        <w:rPr>
+          <w:lang w:val="en-US"/>
+        </w:rPr>
+        <w:t xml:space="preserve">MLS(config-if)# </w:t>
+      </w:r>
+      <w:r>
+        <w:rPr>
+          <w:b/>
+          <w:lang w:val="en-US"/>
+        </w:rPr>
+        <w:t>switchport trunk encapsulation dot1q</w:t>
+      </w:r>
+    </w:p>
+    <w:p>
+      <w:pPr>
+        <w:pStyle w:val="SubStepAlpha"/>
+      </w:pPr>
+      <w:r>
         <w:t>Haga de la interfaz un puerto troncal estático.</w:t>
       </w:r>
     </w:p>
@@ -2325,7 +2191,7 @@
         <w:rPr>
           <w:lang w:val="en-US"/>
         </w:rPr>
-        <w:t xml:space="preserve">MLS (config-if) # </w:t>
+        <w:t xml:space="preserve">MLS(config-if)# </w:t>
       </w:r>
       <w:r>
         <w:rPr>
@@ -2344,35 +2210,94 @@
     </w:p>
     <w:p>
       <w:pPr>
-        <w:pStyle w:val="BodyTextL50"/>
+        <w:pStyle w:val="Heading3"/>
+      </w:pPr>
+      <w:r>
+        <w:t>Configure el enlace troncal en el S1.</w:t>
+      </w:r>
+    </w:p>
+    <w:p>
+      <w:pPr>
+        <w:pStyle w:val="SubStepAlpha"/>
+      </w:pPr>
+      <w:r>
+        <w:t xml:space="preserve">Configure la interfaz </w:t>
+      </w:r>
+      <w:r>
         <w:rPr>
           <w:b/>
         </w:rPr>
-      </w:pPr>
+        <w:t xml:space="preserve">g0/1 </w:t>
+      </w:r>
+      <w:r>
+        <w:t xml:space="preserve">de S1 como </w:t>
+      </w:r>
+      <w:r>
+        <w:t>troncal</w:t>
+      </w:r>
+      <w:r>
+        <w:t>.</w:t>
+      </w:r>
+    </w:p>
+    <w:p>
+      <w:pPr>
+        <w:pStyle w:val="SubStepAlpha"/>
+      </w:pPr>
+      <w:r>
+        <w:t>Configure la VLAN nativa en el tronc</w:t>
+      </w:r>
+      <w:r>
+        <w:t>al</w:t>
+      </w:r>
+      <w:r>
+        <w:t>.</w:t>
+      </w:r>
+    </w:p>
+    <w:p>
+      <w:pPr>
+        <w:pStyle w:val="Heading3"/>
+      </w:pPr>
+      <w:r>
+        <w:t>Activar el ruteo</w:t>
+      </w:r>
+    </w:p>
+    <w:p>
+      <w:pPr>
+        <w:pStyle w:val="Heading4"/>
+      </w:pPr>
+      <w:r>
+        <w:t>Pregunta:</w:t>
+      </w:r>
+    </w:p>
+    <w:p>
+      <w:pPr>
+        <w:pStyle w:val="SubStepAlpha"/>
+      </w:pPr>
+      <w:r>
+        <w:t xml:space="preserve">Introduzca el comando </w:t>
+      </w:r>
       <w:r>
         <w:rPr>
           <w:b/>
         </w:rPr>
-        <w:t>Nota:</w:t>
-      </w:r>
-      <w:r>
-        <w:t xml:space="preserve"> </w:t>
-      </w:r>
-      <w:proofErr w:type="spellStart"/>
-      <w:r>
-        <w:t>Packet</w:t>
-      </w:r>
-      <w:proofErr w:type="spellEnd"/>
-      <w:r>
-        <w:t xml:space="preserve"> </w:t>
-      </w:r>
-      <w:proofErr w:type="spellStart"/>
-      <w:r>
-        <w:t>Tracer</w:t>
-      </w:r>
-      <w:proofErr w:type="spellEnd"/>
-      <w:r>
-        <w:t xml:space="preserve"> no puede marcar la encapsulación troncal. </w:t>
+        <w:t xml:space="preserve">ip routing </w:t>
+      </w:r>
+      <w:r>
+        <w:t>para activar el ruteo en el modo de configuración global.</w:t>
+      </w:r>
+    </w:p>
+    <w:p>
+      <w:pPr>
+        <w:pStyle w:val="CMD"/>
+      </w:pPr>
+      <w:r>
+        <w:t xml:space="preserve">MLS(config)# </w:t>
+      </w:r>
+      <w:r>
+        <w:rPr>
+          <w:b/>
+        </w:rPr>
+        <w:t>ip routing</w:t>
       </w:r>
     </w:p>
     <w:p>
@@ -2380,209 +2305,13 @@
         <w:pStyle w:val="SubStepAlpha"/>
       </w:pPr>
       <w:r>
-        <w:t>Encapsular el enlace con el protocolo dot1q.</w:t>
-      </w:r>
-    </w:p>
-    <w:p>
-      <w:pPr>
-        <w:pStyle w:val="CMDOutput"/>
+        <w:t xml:space="preserve">Use el comando </w:t>
+      </w:r>
+      <w:r>
         <w:rPr>
           <w:b/>
-          <w:lang w:val="en-US"/>
-        </w:rPr>
-      </w:pPr>
-      <w:r>
-        <w:rPr>
-          <w:lang w:val="en-US"/>
-        </w:rPr>
-        <w:t xml:space="preserve">MLS(config-if)# </w:t>
-      </w:r>
-      <w:r>
-        <w:rPr>
-          <w:b/>
-          <w:lang w:val="en-US"/>
-        </w:rPr>
-        <w:t>switchport trunk encapsulation dot1q</w:t>
-      </w:r>
-    </w:p>
-    <w:p>
-      <w:pPr>
-        <w:pStyle w:val="Heading3"/>
-      </w:pPr>
-      <w:r>
-        <w:t>Configure el enlace troncal en el S1.</w:t>
-      </w:r>
-    </w:p>
-    <w:p>
-      <w:pPr>
-        <w:pStyle w:val="SubStepAlpha"/>
-      </w:pPr>
-      <w:r>
-        <w:t xml:space="preserve">Configure la interfaz </w:t>
-      </w:r>
-      <w:r>
-        <w:rPr>
-          <w:b/>
-        </w:rPr>
-        <w:t xml:space="preserve">g0/1 </w:t>
-      </w:r>
-      <w:r>
-        <w:t xml:space="preserve">de S1 como </w:t>
-      </w:r>
-      <w:r>
-        <w:t>troncal</w:t>
-      </w:r>
-      <w:r>
-        <w:t>.</w:t>
-      </w:r>
-    </w:p>
-    <w:p>
-      <w:pPr>
-        <w:pStyle w:val="SubStepAlpha"/>
-      </w:pPr>
-      <w:r>
-        <w:t>Configure la VLAN nativa en el tronc</w:t>
-      </w:r>
-      <w:r>
-        <w:t>al</w:t>
-      </w:r>
-      <w:r>
-        <w:t>.</w:t>
-      </w:r>
-    </w:p>
-    <w:p>
-      <w:pPr>
-        <w:pStyle w:val="Heading3"/>
-      </w:pPr>
-      <w:r>
-        <w:t>Activar el ruteo</w:t>
-      </w:r>
-    </w:p>
-    <w:p>
-      <w:pPr>
-        <w:pStyle w:val="Heading4"/>
-      </w:pPr>
-      <w:r>
-        <w:t>Pregunta:</w:t>
-      </w:r>
-    </w:p>
-    <w:p>
-      <w:pPr>
-        <w:pStyle w:val="SubStepAlpha"/>
-      </w:pPr>
-      <w:r>
-        <w:t xml:space="preserve">Introduzca el comando </w:t>
-      </w:r>
-      <w:proofErr w:type="spellStart"/>
-      <w:r>
-        <w:rPr>
-          <w:b/>
-        </w:rPr>
-        <w:t>ip</w:t>
-      </w:r>
-      <w:proofErr w:type="spellEnd"/>
-      <w:r>
-        <w:rPr>
-          <w:b/>
-        </w:rPr>
-        <w:t xml:space="preserve"> </w:t>
-      </w:r>
-      <w:proofErr w:type="spellStart"/>
-      <w:r>
-        <w:rPr>
-          <w:b/>
-        </w:rPr>
-        <w:t>routing</w:t>
-      </w:r>
-      <w:proofErr w:type="spellEnd"/>
-      <w:r>
-        <w:rPr>
-          <w:b/>
-        </w:rPr>
-        <w:t xml:space="preserve"> </w:t>
-      </w:r>
-      <w:r>
-        <w:t>para activar el ruteo en el modo de configuración global.</w:t>
-      </w:r>
-    </w:p>
-    <w:p>
-      <w:pPr>
-        <w:pStyle w:val="CMD"/>
-      </w:pPr>
-      <w:r>
-        <w:t>MLS(</w:t>
-      </w:r>
-      <w:proofErr w:type="spellStart"/>
-      <w:r>
-        <w:t>config</w:t>
-      </w:r>
-      <w:proofErr w:type="spellEnd"/>
-      <w:r>
-        <w:t xml:space="preserve">)# </w:t>
-      </w:r>
-      <w:proofErr w:type="spellStart"/>
-      <w:r>
-        <w:rPr>
-          <w:b/>
-        </w:rPr>
-        <w:t>ip</w:t>
-      </w:r>
-      <w:proofErr w:type="spellEnd"/>
-      <w:r>
-        <w:rPr>
-          <w:b/>
-        </w:rPr>
-        <w:t xml:space="preserve"> </w:t>
-      </w:r>
-      <w:proofErr w:type="spellStart"/>
-      <w:r>
-        <w:rPr>
-          <w:b/>
-        </w:rPr>
-        <w:t>routing</w:t>
-      </w:r>
-      <w:proofErr w:type="spellEnd"/>
-    </w:p>
-    <w:p>
-      <w:pPr>
-        <w:pStyle w:val="SubStepAlpha"/>
-      </w:pPr>
-      <w:r>
-        <w:t xml:space="preserve">Use el comando </w:t>
-      </w:r>
-      <w:r>
-        <w:rPr>
-          <w:b/>
-        </w:rPr>
-        <w:t xml:space="preserve">show </w:t>
-      </w:r>
-      <w:proofErr w:type="spellStart"/>
-      <w:r>
-        <w:rPr>
-          <w:b/>
-        </w:rPr>
-        <w:t>ip</w:t>
-      </w:r>
-      <w:proofErr w:type="spellEnd"/>
-      <w:r>
-        <w:rPr>
-          <w:b/>
-        </w:rPr>
-        <w:t xml:space="preserve"> </w:t>
-      </w:r>
-      <w:proofErr w:type="spellStart"/>
-      <w:r>
-        <w:rPr>
-          <w:b/>
-        </w:rPr>
-        <w:t>route</w:t>
-      </w:r>
-      <w:proofErr w:type="spellEnd"/>
-      <w:r>
-        <w:rPr>
-          <w:b/>
-        </w:rPr>
-        <w:t xml:space="preserve"> </w:t>
+        </w:rPr>
+        <w:t xml:space="preserve">show ip route </w:t>
       </w:r>
       <w:r>
         <w:t>para comprobar que el ruteo esté activado.</w:t>
@@ -2607,25 +2336,7 @@
           <w:b/>
           <w:lang w:val="en-US"/>
         </w:rPr>
-        <w:t xml:space="preserve">show </w:t>
-      </w:r>
-      <w:proofErr w:type="spellStart"/>
-      <w:r>
-        <w:rPr>
-          <w:rStyle w:val="CMDChar"/>
-          <w:b/>
-          <w:lang w:val="en-US"/>
-        </w:rPr>
-        <w:t>ip</w:t>
-      </w:r>
-      <w:proofErr w:type="spellEnd"/>
-      <w:r>
-        <w:rPr>
-          <w:rStyle w:val="CMDChar"/>
-          <w:b/>
-          <w:lang w:val="en-US"/>
-        </w:rPr>
-        <w:t xml:space="preserve"> route</w:t>
+        <w:t>show ip route</w:t>
       </w:r>
     </w:p>
     <w:p>
@@ -2681,39 +2392,7 @@
         <w:t xml:space="preserve">       </w:t>
       </w:r>
       <w:r>
-        <w:t xml:space="preserve">E1 - OSPF </w:t>
-      </w:r>
-      <w:proofErr w:type="spellStart"/>
-      <w:r>
-        <w:t>external</w:t>
-      </w:r>
-      <w:proofErr w:type="spellEnd"/>
-      <w:r>
-        <w:t xml:space="preserve"> </w:t>
-      </w:r>
-      <w:proofErr w:type="spellStart"/>
-      <w:r>
-        <w:t>type</w:t>
-      </w:r>
-      <w:proofErr w:type="spellEnd"/>
-      <w:r>
-        <w:t xml:space="preserve"> 1, E2 - OSPF </w:t>
-      </w:r>
-      <w:proofErr w:type="spellStart"/>
-      <w:r>
-        <w:t>external</w:t>
-      </w:r>
-      <w:proofErr w:type="spellEnd"/>
-      <w:r>
-        <w:t xml:space="preserve"> </w:t>
-      </w:r>
-      <w:proofErr w:type="spellStart"/>
-      <w:r>
-        <w:t>type</w:t>
-      </w:r>
-      <w:proofErr w:type="spellEnd"/>
-      <w:r>
-        <w:t xml:space="preserve"> 2, E - EGP</w:t>
+        <w:t>E1 - OSPF external type 1, E2 - OSPF external type 2, E - EGP</w:t>
       </w:r>
     </w:p>
     <w:p>
@@ -2730,21 +2409,7 @@
         <w:rPr>
           <w:lang w:val="en-US"/>
         </w:rPr>
-        <w:t xml:space="preserve">i - IS-IS, L1 - IS-IS level-1, L2 - IS-IS level-2, </w:t>
-      </w:r>
-      <w:proofErr w:type="spellStart"/>
-      <w:r>
-        <w:rPr>
-          <w:lang w:val="en-US"/>
-        </w:rPr>
-        <w:t>ia</w:t>
-      </w:r>
-      <w:proofErr w:type="spellEnd"/>
-      <w:r>
-        <w:rPr>
-          <w:lang w:val="en-US"/>
-        </w:rPr>
-        <w:t xml:space="preserve"> - IS-IS inter area</w:t>
+        <w:t>i - IS-IS, L1 - IS-IS level-1, L2 - IS-IS level-2, ia - IS-IS inter area</w:t>
       </w:r>
     </w:p>
     <w:p>
@@ -2862,21 +2527,7 @@
         <w:rPr>
           <w:lang w:val="en-US"/>
         </w:rPr>
-        <w:t xml:space="preserve">     209.165.200.0/30 is </w:t>
-      </w:r>
-      <w:proofErr w:type="spellStart"/>
-      <w:r>
-        <w:rPr>
-          <w:lang w:val="en-US"/>
-        </w:rPr>
-        <w:t>subnetted</w:t>
-      </w:r>
-      <w:proofErr w:type="spellEnd"/>
-      <w:r>
-        <w:rPr>
-          <w:lang w:val="en-US"/>
-        </w:rPr>
-        <w:t>, 1 subnets</w:t>
+        <w:t xml:space="preserve">     209.165.200.0/30 is subnetted, 1 subnets</w:t>
       </w:r>
     </w:p>
     <w:p>
@@ -2898,13 +2549,8 @@
         <w:pStyle w:val="Heading3"/>
       </w:pPr>
       <w:r>
-        <w:t xml:space="preserve">En MLS crea una ruta por default hacia </w:t>
-      </w:r>
-      <w:proofErr w:type="spellStart"/>
-      <w:r>
-        <w:t>MyISP</w:t>
-      </w:r>
-      <w:proofErr w:type="spellEnd"/>
+        <w:t>En MLS crea una ruta por default hacia MyISP</w:t>
+      </w:r>
     </w:p>
     <w:p>
       <w:pPr>
@@ -3358,15 +3004,7 @@
           <w:pStyle w:val="PageHead"/>
         </w:pPr>
         <w:r>
-          <w:t xml:space="preserve">Configurar ruteo entre </w:t>
-        </w:r>
-        <w:proofErr w:type="spellStart"/>
-        <w:r>
-          <w:t>VLANs</w:t>
-        </w:r>
-        <w:proofErr w:type="spellEnd"/>
-        <w:r>
-          <w:t xml:space="preserve"> en un switch capa 3</w:t>
+          <w:t>Configurar ruteo entre VLANs en un switch capa 3</w:t>
         </w:r>
       </w:p>
     </w:sdtContent>
@@ -7147,7 +6785,9 @@
     <w:rsid w:val="00277C03"/>
     <w:rsid w:val="002C43AE"/>
     <w:rsid w:val="00353C5C"/>
+    <w:rsid w:val="004A63CA"/>
     <w:rsid w:val="005C7D2B"/>
+    <w:rsid w:val="006465FC"/>
     <w:rsid w:val="007F0096"/>
     <w:rsid w:val="00813608"/>
     <w:rsid w:val="008F480C"/>

--- a/Calendario2025/Ejercicios/E4_VLAN/4_SwitchVLAN.docx
+++ b/Calendario2025/Ejercicios/E4_VLAN/4_SwitchVLAN.docx
@@ -37,7 +37,15 @@
             <w:t>ruteo</w:t>
           </w:r>
           <w:r>
-            <w:t xml:space="preserve"> entre VLANs en un </w:t>
+            <w:t xml:space="preserve"> entre </w:t>
+          </w:r>
+          <w:proofErr w:type="spellStart"/>
+          <w:r>
+            <w:t>VLANs</w:t>
+          </w:r>
+          <w:proofErr w:type="spellEnd"/>
+          <w:r>
+            <w:t xml:space="preserve"> en un </w:t>
           </w:r>
           <w:r>
             <w:t>switch capa 3</w:t>
@@ -114,7 +122,23 @@
         <w:jc w:val="both"/>
       </w:pPr>
       <w:r>
-        <w:t xml:space="preserve">Un switch multicapa, como el Cisco Catalyst 3560, es capaz de realizar switching de capa 2 y ruteo de capa 3. Una de las ventajas de usar un switch multicapa es esta funcionalidad doble. </w:t>
+        <w:t xml:space="preserve">Un switch multicapa, como el Cisco </w:t>
+      </w:r>
+      <w:proofErr w:type="spellStart"/>
+      <w:r>
+        <w:t>Catalyst</w:t>
+      </w:r>
+      <w:proofErr w:type="spellEnd"/>
+      <w:r>
+        <w:t xml:space="preserve"> 3560, es capaz de realizar </w:t>
+      </w:r>
+      <w:proofErr w:type="spellStart"/>
+      <w:r>
+        <w:t>switching</w:t>
+      </w:r>
+      <w:proofErr w:type="spellEnd"/>
+      <w:r>
+        <w:t xml:space="preserve"> de capa 2 y ruteo de capa 3. Una de las ventajas de usar un switch multicapa es esta funcionalidad doble. </w:t>
       </w:r>
     </w:p>
     <w:p>
@@ -125,7 +149,15 @@
         <w:jc w:val="both"/>
       </w:pPr>
       <w:r>
-        <w:t>Un beneficio para las empresas pequeñas/medianas es la capacidad de comprar un solo switch multicapa en lugar de dispositivos de red separados para switching y r</w:t>
+        <w:t xml:space="preserve">Un beneficio para las empresas pequeñas/medianas es la capacidad de comprar un solo switch multicapa en lugar de dispositivos de red separados para </w:t>
+      </w:r>
+      <w:proofErr w:type="spellStart"/>
+      <w:r>
+        <w:t>switching</w:t>
+      </w:r>
+      <w:proofErr w:type="spellEnd"/>
+      <w:r>
+        <w:t xml:space="preserve"> y r</w:t>
       </w:r>
       <w:r>
         <w:t>uteo</w:t>
@@ -717,6 +749,7 @@
                 <w:spacing w:val="-1"/>
               </w:rPr>
             </w:pPr>
+            <w:proofErr w:type="spellStart"/>
             <w:r>
               <w:rPr>
                 <w:rFonts w:cs="Arial"/>
@@ -737,6 +770,7 @@
               </w:rPr>
               <w:t>tudent</w:t>
             </w:r>
+            <w:proofErr w:type="spellEnd"/>
           </w:p>
         </w:tc>
         <w:tc>
@@ -983,6 +1017,7 @@
                 <w:spacing w:val="-1"/>
               </w:rPr>
             </w:pPr>
+            <w:proofErr w:type="spellStart"/>
             <w:r>
               <w:rPr>
                 <w:rFonts w:cs="Arial"/>
@@ -993,6 +1028,7 @@
               </w:rPr>
               <w:t>Faculty</w:t>
             </w:r>
+            <w:proofErr w:type="spellEnd"/>
           </w:p>
         </w:tc>
         <w:tc>
@@ -1484,7 +1520,15 @@
         <w:pStyle w:val="BodyTextL25"/>
       </w:pPr>
       <w:r>
-        <w:t>En la parte 1, deberá configurar el puerto GigabitEthernet 0/2 en el switch multicapa (MLS) como puerto de r</w:t>
+        <w:t xml:space="preserve">En la parte 1, deberá configurar el puerto </w:t>
+      </w:r>
+      <w:proofErr w:type="spellStart"/>
+      <w:r>
+        <w:t>GigabitEthernet</w:t>
+      </w:r>
+      <w:proofErr w:type="spellEnd"/>
+      <w:r>
+        <w:t xml:space="preserve"> 0/2 en el switch multicapa (MLS) como puerto de r</w:t>
       </w:r>
       <w:r>
         <w:t>uteo</w:t>
@@ -1537,7 +1581,21 @@
         <w:rPr>
           <w:lang w:val="es-MX"/>
         </w:rPr>
-        <w:t xml:space="preserve">MLS(config)# </w:t>
+        <w:t>MLS(</w:t>
+      </w:r>
+      <w:proofErr w:type="spellStart"/>
+      <w:r>
+        <w:rPr>
+          <w:lang w:val="es-MX"/>
+        </w:rPr>
+        <w:t>config</w:t>
+      </w:r>
+      <w:proofErr w:type="spellEnd"/>
+      <w:r>
+        <w:rPr>
+          <w:lang w:val="es-MX"/>
+        </w:rPr>
+        <w:t xml:space="preserve">)# </w:t>
       </w:r>
       <w:r>
         <w:rPr>
@@ -1583,12 +1641,21 @@
         </w:rPr>
         <w:t xml:space="preserve">MLS(config-if)# </w:t>
       </w:r>
+      <w:proofErr w:type="spellStart"/>
       <w:r>
         <w:rPr>
           <w:b/>
           <w:lang w:val="en-US"/>
         </w:rPr>
-        <w:t>ip address 209.165.200.225 255.255.255.252</w:t>
+        <w:t>ip</w:t>
+      </w:r>
+      <w:proofErr w:type="spellEnd"/>
+      <w:r>
+        <w:rPr>
+          <w:b/>
+          <w:lang w:val="en-US"/>
+        </w:rPr>
+        <w:t xml:space="preserve"> address 209.165.200.225 255.255.255.252</w:t>
       </w:r>
     </w:p>
     <w:p>
@@ -1596,14 +1663,30 @@
         <w:pStyle w:val="CMD"/>
       </w:pPr>
       <w:r>
-        <w:t xml:space="preserve">MLS(config-if)# </w:t>
+        <w:t>MLS(</w:t>
+      </w:r>
+      <w:proofErr w:type="spellStart"/>
+      <w:r>
+        <w:t>config-if</w:t>
+      </w:r>
+      <w:proofErr w:type="spellEnd"/>
+      <w:r>
+        <w:t xml:space="preserve">)# </w:t>
       </w:r>
       <w:r>
         <w:rPr>
           <w:b/>
         </w:rPr>
-        <w:t>no shut</w:t>
-      </w:r>
+        <w:t xml:space="preserve">no </w:t>
+      </w:r>
+      <w:proofErr w:type="spellStart"/>
+      <w:r>
+        <w:rPr>
+          <w:b/>
+        </w:rPr>
+        <w:t>shut</w:t>
+      </w:r>
+      <w:proofErr w:type="spellEnd"/>
     </w:p>
     <w:p>
       <w:pPr>
@@ -1681,7 +1764,21 @@
         <w:rPr>
           <w:lang w:val="en-US"/>
         </w:rPr>
-        <w:t>Sending 5, 100-byte ICMP Echos to 209.165.200.226, timeout is 2 seconds:</w:t>
+        <w:t xml:space="preserve">Sending 5, 100-byte ICMP </w:t>
+      </w:r>
+      <w:proofErr w:type="spellStart"/>
+      <w:r>
+        <w:rPr>
+          <w:lang w:val="en-US"/>
+        </w:rPr>
+        <w:t>Echos</w:t>
+      </w:r>
+      <w:proofErr w:type="spellEnd"/>
+      <w:r>
+        <w:rPr>
+          <w:lang w:val="en-US"/>
+        </w:rPr>
+        <w:t xml:space="preserve"> to 209.165.200.226, timeout is 2 seconds:</w:t>
       </w:r>
     </w:p>
     <w:p>
@@ -1709,8 +1806,16 @@
         <w:rPr>
           <w:lang w:val="en-US"/>
         </w:rPr>
-        <w:t>Success rate is 100 percent (5/5), round-trip min/avg/max = 0/0/0 ms</w:t>
-      </w:r>
+        <w:t xml:space="preserve">Success rate is 100 percent (5/5), round-trip min/avg/max = 0/0/0 </w:t>
+      </w:r>
+      <w:proofErr w:type="spellStart"/>
+      <w:r>
+        <w:rPr>
+          <w:lang w:val="en-US"/>
+        </w:rPr>
+        <w:t>ms</w:t>
+      </w:r>
+      <w:proofErr w:type="spellEnd"/>
     </w:p>
     <w:p>
       <w:pPr>
@@ -1873,9 +1978,11 @@
               <w:pStyle w:val="TableText"/>
               <w:jc w:val="center"/>
             </w:pPr>
+            <w:proofErr w:type="spellStart"/>
             <w:r>
               <w:t>Student</w:t>
             </w:r>
+            <w:proofErr w:type="spellEnd"/>
           </w:p>
         </w:tc>
       </w:tr>
@@ -1903,9 +2010,11 @@
               <w:pStyle w:val="TableText"/>
               <w:jc w:val="center"/>
             </w:pPr>
+            <w:proofErr w:type="spellStart"/>
             <w:r>
               <w:t>Faculty</w:t>
             </w:r>
+            <w:proofErr w:type="spellEnd"/>
           </w:p>
         </w:tc>
       </w:tr>
@@ -1950,7 +2059,23 @@
           <w:b/>
           <w:lang w:val="en-US"/>
         </w:rPr>
-        <w:t>interface vlan 10</w:t>
+        <w:t xml:space="preserve">interface </w:t>
+      </w:r>
+      <w:proofErr w:type="spellStart"/>
+      <w:r>
+        <w:rPr>
+          <w:b/>
+          <w:lang w:val="en-US"/>
+        </w:rPr>
+        <w:t>vlan</w:t>
+      </w:r>
+      <w:proofErr w:type="spellEnd"/>
+      <w:r>
+        <w:rPr>
+          <w:b/>
+          <w:lang w:val="en-US"/>
+        </w:rPr>
+        <w:t xml:space="preserve"> 10</w:t>
       </w:r>
     </w:p>
     <w:p>
@@ -1967,12 +2092,21 @@
         </w:rPr>
         <w:t xml:space="preserve">MLS(config-if)# </w:t>
       </w:r>
+      <w:proofErr w:type="spellStart"/>
       <w:r>
         <w:rPr>
           <w:b/>
           <w:lang w:val="en-US"/>
         </w:rPr>
-        <w:t>ip address 192.168.10.254 255.255.255.0</w:t>
+        <w:t>ip</w:t>
+      </w:r>
+      <w:proofErr w:type="spellEnd"/>
+      <w:r>
+        <w:rPr>
+          <w:b/>
+          <w:lang w:val="en-US"/>
+        </w:rPr>
+        <w:t xml:space="preserve"> address 192.168.10.254 255.255.255.0</w:t>
       </w:r>
     </w:p>
     <w:p>
@@ -2001,7 +2135,23 @@
           <w:b/>
           <w:lang w:val="en-US"/>
         </w:rPr>
-        <w:t>interface vlan 1</w:t>
+        <w:t xml:space="preserve">interface </w:t>
+      </w:r>
+      <w:proofErr w:type="spellStart"/>
+      <w:r>
+        <w:rPr>
+          <w:b/>
+          <w:lang w:val="en-US"/>
+        </w:rPr>
+        <w:t>vlan</w:t>
+      </w:r>
+      <w:proofErr w:type="spellEnd"/>
+      <w:r>
+        <w:rPr>
+          <w:b/>
+          <w:lang w:val="en-US"/>
+        </w:rPr>
+        <w:t xml:space="preserve"> 1</w:t>
       </w:r>
     </w:p>
     <w:p>
@@ -2018,12 +2168,21 @@
         </w:rPr>
         <w:t xml:space="preserve">MLS(config-if)# </w:t>
       </w:r>
+      <w:proofErr w:type="spellStart"/>
       <w:r>
         <w:rPr>
           <w:b/>
           <w:lang w:val="en-US"/>
         </w:rPr>
-        <w:t>ip address 192.168.</w:t>
+        <w:t>ip</w:t>
+      </w:r>
+      <w:proofErr w:type="spellEnd"/>
+      <w:r>
+        <w:rPr>
+          <w:b/>
+          <w:lang w:val="en-US"/>
+        </w:rPr>
+        <w:t xml:space="preserve"> address 192.168.</w:t>
       </w:r>
       <w:r>
         <w:rPr>
@@ -2121,7 +2280,15 @@
         <w:t>h</w:t>
       </w:r>
       <w:r>
-        <w:t xml:space="preserve"> de capa 3, la interfaz de enlace troncal debe encapsularse con el protocolo dot1q, sin embargo, no es necesario especificar los números de VLAN tal como es cuando se trabaja con un router y subinterfaces.</w:t>
+        <w:t xml:space="preserve"> de capa 3, la interfaz de enlace troncal debe encapsularse con el protocolo dot1q, sin embargo, no es necesario especificar los números de VLAN tal como es cuando se trabaja con un </w:t>
+      </w:r>
+      <w:proofErr w:type="spellStart"/>
+      <w:r>
+        <w:t>router</w:t>
+      </w:r>
+      <w:proofErr w:type="spellEnd"/>
+      <w:r>
+        <w:t xml:space="preserve"> y subinterfaces.</w:t>
       </w:r>
     </w:p>
     <w:p>
@@ -2276,11 +2443,33 @@
       <w:r>
         <w:t xml:space="preserve">Introduzca el comando </w:t>
       </w:r>
+      <w:proofErr w:type="spellStart"/>
       <w:r>
         <w:rPr>
           <w:b/>
         </w:rPr>
-        <w:t xml:space="preserve">ip routing </w:t>
+        <w:t>ip</w:t>
+      </w:r>
+      <w:proofErr w:type="spellEnd"/>
+      <w:r>
+        <w:rPr>
+          <w:b/>
+        </w:rPr>
+        <w:t xml:space="preserve"> </w:t>
+      </w:r>
+      <w:proofErr w:type="spellStart"/>
+      <w:r>
+        <w:rPr>
+          <w:b/>
+        </w:rPr>
+        <w:t>routing</w:t>
+      </w:r>
+      <w:proofErr w:type="spellEnd"/>
+      <w:r>
+        <w:rPr>
+          <w:b/>
+        </w:rPr>
+        <w:t xml:space="preserve"> </w:t>
       </w:r>
       <w:r>
         <w:t>para activar el ruteo en el modo de configuración global.</w:t>
@@ -2291,14 +2480,38 @@
         <w:pStyle w:val="CMD"/>
       </w:pPr>
       <w:r>
-        <w:t xml:space="preserve">MLS(config)# </w:t>
-      </w:r>
+        <w:t>MLS(</w:t>
+      </w:r>
+      <w:proofErr w:type="spellStart"/>
+      <w:r>
+        <w:t>config</w:t>
+      </w:r>
+      <w:proofErr w:type="spellEnd"/>
+      <w:r>
+        <w:t xml:space="preserve">)# </w:t>
+      </w:r>
+      <w:proofErr w:type="spellStart"/>
       <w:r>
         <w:rPr>
           <w:b/>
         </w:rPr>
-        <w:t>ip routing</w:t>
-      </w:r>
+        <w:t>ip</w:t>
+      </w:r>
+      <w:proofErr w:type="spellEnd"/>
+      <w:r>
+        <w:rPr>
+          <w:b/>
+        </w:rPr>
+        <w:t xml:space="preserve"> </w:t>
+      </w:r>
+      <w:proofErr w:type="spellStart"/>
+      <w:r>
+        <w:rPr>
+          <w:b/>
+        </w:rPr>
+        <w:t>routing</w:t>
+      </w:r>
+      <w:proofErr w:type="spellEnd"/>
     </w:p>
     <w:p>
       <w:pPr>
@@ -2311,7 +2524,35 @@
         <w:rPr>
           <w:b/>
         </w:rPr>
-        <w:t xml:space="preserve">show ip route </w:t>
+        <w:t xml:space="preserve">show </w:t>
+      </w:r>
+      <w:proofErr w:type="spellStart"/>
+      <w:r>
+        <w:rPr>
+          <w:b/>
+        </w:rPr>
+        <w:t>ip</w:t>
+      </w:r>
+      <w:proofErr w:type="spellEnd"/>
+      <w:r>
+        <w:rPr>
+          <w:b/>
+        </w:rPr>
+        <w:t xml:space="preserve"> </w:t>
+      </w:r>
+      <w:proofErr w:type="spellStart"/>
+      <w:r>
+        <w:rPr>
+          <w:b/>
+        </w:rPr>
+        <w:t>route</w:t>
+      </w:r>
+      <w:proofErr w:type="spellEnd"/>
+      <w:r>
+        <w:rPr>
+          <w:b/>
+        </w:rPr>
+        <w:t xml:space="preserve"> </w:t>
       </w:r>
       <w:r>
         <w:t>para comprobar que el ruteo esté activado.</w:t>
@@ -2336,7 +2577,25 @@
           <w:b/>
           <w:lang w:val="en-US"/>
         </w:rPr>
-        <w:t>show ip route</w:t>
+        <w:t xml:space="preserve">show </w:t>
+      </w:r>
+      <w:proofErr w:type="spellStart"/>
+      <w:r>
+        <w:rPr>
+          <w:rStyle w:val="CMDChar"/>
+          <w:b/>
+          <w:lang w:val="en-US"/>
+        </w:rPr>
+        <w:t>ip</w:t>
+      </w:r>
+      <w:proofErr w:type="spellEnd"/>
+      <w:r>
+        <w:rPr>
+          <w:rStyle w:val="CMDChar"/>
+          <w:b/>
+          <w:lang w:val="en-US"/>
+        </w:rPr>
+        <w:t xml:space="preserve"> route</w:t>
       </w:r>
     </w:p>
     <w:p>
@@ -2392,7 +2651,39 @@
         <w:t xml:space="preserve">       </w:t>
       </w:r>
       <w:r>
-        <w:t>E1 - OSPF external type 1, E2 - OSPF external type 2, E - EGP</w:t>
+        <w:t xml:space="preserve">E1 - OSPF </w:t>
+      </w:r>
+      <w:proofErr w:type="spellStart"/>
+      <w:r>
+        <w:t>external</w:t>
+      </w:r>
+      <w:proofErr w:type="spellEnd"/>
+      <w:r>
+        <w:t xml:space="preserve"> </w:t>
+      </w:r>
+      <w:proofErr w:type="spellStart"/>
+      <w:r>
+        <w:t>type</w:t>
+      </w:r>
+      <w:proofErr w:type="spellEnd"/>
+      <w:r>
+        <w:t xml:space="preserve"> 1, E2 - OSPF </w:t>
+      </w:r>
+      <w:proofErr w:type="spellStart"/>
+      <w:r>
+        <w:t>external</w:t>
+      </w:r>
+      <w:proofErr w:type="spellEnd"/>
+      <w:r>
+        <w:t xml:space="preserve"> </w:t>
+      </w:r>
+      <w:proofErr w:type="spellStart"/>
+      <w:r>
+        <w:t>type</w:t>
+      </w:r>
+      <w:proofErr w:type="spellEnd"/>
+      <w:r>
+        <w:t xml:space="preserve"> 2, E - EGP</w:t>
       </w:r>
     </w:p>
     <w:p>
@@ -2409,7 +2700,49 @@
         <w:rPr>
           <w:lang w:val="en-US"/>
         </w:rPr>
-        <w:t>i - IS-IS, L1 - IS-IS level-1, L2 - IS-IS level-2, ia - IS-IS inter area</w:t>
+        <w:t xml:space="preserve">i - IS-IS, L1 - IS-IS </w:t>
+      </w:r>
+      <w:proofErr w:type="gramStart"/>
+      <w:r>
+        <w:rPr>
+          <w:lang w:val="en-US"/>
+        </w:rPr>
+        <w:t>level-1</w:t>
+      </w:r>
+      <w:proofErr w:type="gramEnd"/>
+      <w:r>
+        <w:rPr>
+          <w:lang w:val="en-US"/>
+        </w:rPr>
+        <w:t xml:space="preserve">, L2 - IS-IS </w:t>
+      </w:r>
+      <w:proofErr w:type="gramStart"/>
+      <w:r>
+        <w:rPr>
+          <w:lang w:val="en-US"/>
+        </w:rPr>
+        <w:t>level-2</w:t>
+      </w:r>
+      <w:proofErr w:type="gramEnd"/>
+      <w:r>
+        <w:rPr>
+          <w:lang w:val="en-US"/>
+        </w:rPr>
+        <w:t xml:space="preserve">, </w:t>
+      </w:r>
+      <w:proofErr w:type="spellStart"/>
+      <w:r>
+        <w:rPr>
+          <w:lang w:val="en-US"/>
+        </w:rPr>
+        <w:t>ia</w:t>
+      </w:r>
+      <w:proofErr w:type="spellEnd"/>
+      <w:r>
+        <w:rPr>
+          <w:lang w:val="en-US"/>
+        </w:rPr>
+        <w:t xml:space="preserve"> - IS-IS inter area</w:t>
       </w:r>
     </w:p>
     <w:p>
@@ -2527,8 +2860,30 @@
         <w:rPr>
           <w:lang w:val="en-US"/>
         </w:rPr>
-        <w:t xml:space="preserve">     209.165.200.0/30 is subnetted, 1 subnets</w:t>
-      </w:r>
+        <w:t xml:space="preserve">     209.165.200.0/30 is </w:t>
+      </w:r>
+      <w:proofErr w:type="spellStart"/>
+      <w:r>
+        <w:rPr>
+          <w:lang w:val="en-US"/>
+        </w:rPr>
+        <w:t>subnetted</w:t>
+      </w:r>
+      <w:proofErr w:type="spellEnd"/>
+      <w:r>
+        <w:rPr>
+          <w:lang w:val="en-US"/>
+        </w:rPr>
+        <w:t xml:space="preserve">, 1 </w:t>
+      </w:r>
+      <w:proofErr w:type="gramStart"/>
+      <w:r>
+        <w:rPr>
+          <w:lang w:val="en-US"/>
+        </w:rPr>
+        <w:t>subnets</w:t>
+      </w:r>
+      <w:proofErr w:type="gramEnd"/>
     </w:p>
     <w:p>
       <w:pPr>
@@ -2549,8 +2904,13 @@
         <w:pStyle w:val="Heading3"/>
       </w:pPr>
       <w:r>
-        <w:t>En MLS crea una ruta por default hacia MyISP</w:t>
-      </w:r>
+        <w:t xml:space="preserve">En MLS crea una ruta por default hacia </w:t>
+      </w:r>
+      <w:proofErr w:type="spellStart"/>
+      <w:r>
+        <w:t>MyISP</w:t>
+      </w:r>
+      <w:proofErr w:type="spellEnd"/>
     </w:p>
     <w:p>
       <w:pPr>
@@ -2647,7 +3007,7 @@
         <w:pStyle w:val="BodyTextL25"/>
       </w:pPr>
       <w:r>
-        <w:t>El switch de capa 3 ahora enruta entre las VLAN y proporciona conectividad enrutada a la nube.</w:t>
+        <w:t xml:space="preserve">El switch de capa 3 ahora enruta entre las </w:t>
       </w:r>
     </w:p>
     <w:sectPr>
@@ -2717,10 +3077,7 @@
       </w:sdtPr>
       <w:sdtContent>
         <w:r>
-          <w:t>202</w:t>
-        </w:r>
-        <w:r>
-          <w:t>4</w:t>
+          <w:t>2025</w:t>
         </w:r>
       </w:sdtContent>
     </w:sdt>
@@ -2865,7 +3222,10 @@
       </w:sdtPr>
       <w:sdtContent>
         <w:r>
-          <w:t>2024</w:t>
+          <w:t>202</w:t>
+        </w:r>
+        <w:r>
+          <w:t>5</w:t>
         </w:r>
       </w:sdtContent>
     </w:sdt>
@@ -3004,7 +3364,15 @@
           <w:pStyle w:val="PageHead"/>
         </w:pPr>
         <w:r>
-          <w:t>Configurar ruteo entre VLANs en un switch capa 3</w:t>
+          <w:t xml:space="preserve">Configurar ruteo entre </w:t>
+        </w:r>
+        <w:proofErr w:type="spellStart"/>
+        <w:r>
+          <w:t>VLANs</w:t>
+        </w:r>
+        <w:proofErr w:type="spellEnd"/>
+        <w:r>
+          <w:t xml:space="preserve"> en un switch capa 3</w:t>
         </w:r>
       </w:p>
     </w:sdtContent>
@@ -5024,7 +5392,6 @@
   <w:style w:type="character" w:default="1" w:styleId="DefaultParagraphFont">
     <w:name w:val="Default Paragraph Font"/>
     <w:uiPriority w:val="1"/>
-    <w:semiHidden/>
     <w:unhideWhenUsed/>
   </w:style>
   <w:style w:type="table" w:default="1" w:styleId="TableNormal">
@@ -6781,11 +7148,13 @@
     <w:rsid w:val="00006C1E"/>
     <w:rsid w:val="0015703D"/>
     <w:rsid w:val="002151E9"/>
+    <w:rsid w:val="0025209B"/>
     <w:rsid w:val="00253BEE"/>
     <w:rsid w:val="00277C03"/>
     <w:rsid w:val="002C43AE"/>
     <w:rsid w:val="00353C5C"/>
     <w:rsid w:val="004A63CA"/>
+    <w:rsid w:val="004A710C"/>
     <w:rsid w:val="005C7D2B"/>
     <w:rsid w:val="006465FC"/>
     <w:rsid w:val="007F0096"/>
